--- a/Temis/docs/Marco_de_Trabajo_Gestion_Proyecto_TEMIS.docx
+++ b/Temis/docs/Marco_de_Trabajo_Gestion_Proyecto_TEMIS.docx
@@ -2,6 +2,20 @@
 <file path=word/document.xml><?xml version="1.0" encoding="utf-8"?>
 <w:document xmlns:wpc="http://schemas.microsoft.com/office/word/2010/wordprocessingCanvas" xmlns:mo="http://schemas.microsoft.com/office/mac/office/2008/main" xmlns:mc="http://schemas.openxmlformats.org/markup-compatibility/2006" xmlns:mv="urn:schemas-microsoft-com:mac:vml" xmlns:o="urn:schemas-microsoft-com:office:office" xmlns:r="http://schemas.openxmlformats.org/officeDocument/2006/relationships" xmlns:m="http://schemas.openxmlformats.org/officeDocument/2006/math" xmlns:v="urn:schemas-microsoft-com:vml" xmlns:wp14="http://schemas.microsoft.com/office/word/2010/wordprocessingDrawing" xmlns:wp="http://schemas.openxmlformats.org/drawingml/2006/wordprocessingDrawing" xmlns:w10="urn:schemas-microsoft-com:office:word" xmlns:w="http://schemas.openxmlformats.org/wordprocessingml/2006/main" xmlns:w14="http://schemas.microsoft.com/office/word/2010/wordml" xmlns:wpg="http://schemas.microsoft.com/office/word/2010/wordprocessingGroup" xmlns:wpi="http://schemas.microsoft.com/office/word/2010/wordprocessingInk" xmlns:wne="http://schemas.microsoft.com/office/word/2006/wordml" xmlns:wps="http://schemas.microsoft.com/office/word/2010/wordprocessingShape" mc:Ignorable="w14 wp14">
   <w:body>
+    <w:p>
+      <w:pPr>
+        <w:spacing w:after="40"/>
+      </w:pPr>
+      <w:r>
+        <w:rPr>
+          <w:rFonts w:ascii="Calibri" w:hAnsi="Calibri"/>
+          <w:b/>
+          <w:color w:val="2563EB"/>
+          <w:sz w:val="18"/>
+        </w:rPr>
+        <w:t>TEMIS PROCESS SUITE  |  MARCO METODOLÓGICO &amp; GOBERNANZA CORPORATIVA</w:t>
+      </w:r>
+    </w:p>
     <w:p>
       <w:pPr>
         <w:spacing w:after="80"/>
@@ -10,38 +24,24 @@
         <w:rPr>
           <w:rFonts w:ascii="Calibri" w:hAnsi="Calibri"/>
           <w:b/>
-          <w:color w:val="2563EB"/>
-          <w:sz w:val="18"/>
+          <w:color w:val="1E3A8A"/>
+          <w:sz w:val="40"/>
         </w:rPr>
-        <w:t>TEMIS PROCESS SUITE  |  MARCO METODOLÓGICO &amp; GOBERNANZA</w:t>
+        <w:t>Marco de Trabajo para la Gestión y Gobernanza del Proyecto TEMIS</w:t>
       </w:r>
     </w:p>
     <w:p>
       <w:pPr>
-        <w:spacing w:after="120"/>
-      </w:pPr>
-      <w:r>
-        <w:rPr>
-          <w:rFonts w:ascii="Calibri" w:hAnsi="Calibri"/>
-          <w:b/>
-          <w:color w:val="1E3A8A"/>
-          <w:sz w:val="44"/>
-        </w:rPr>
-        <w:t>Marco de Trabajo para la Gestión del Proyecto TEMIS</w:t>
-      </w:r>
-    </w:p>
-    <w:p>
-      <w:pPr>
-        <w:spacing w:after="360"/>
+        <w:spacing w:after="280"/>
       </w:pPr>
       <w:r>
         <w:rPr>
           <w:rFonts w:ascii="Calibri" w:hAnsi="Calibri"/>
           <w:i/>
           <w:color w:val="475569"/>
-          <w:sz w:val="22"/>
+          <w:sz w:val="21"/>
         </w:rPr>
-        <w:t>Metodología corporativa de gobernanza en 7 fases, matriz de roles, entregables y auditoría de calidad.</w:t>
+        <w:t>Estándar Metodológico Corporativo, Ciclo de Vida en 7 Fases, Matriz RACI, Gestión de Riesgos y Control de Calidad Six Sigma.</w:t>
       </w:r>
     </w:p>
     <w:tbl>
@@ -61,12 +61,12 @@
         <w:tc>
           <w:tcPr>
             <w:tcW w:type="dxa" w:w="2160"/>
-            <w:shd w:fill="F8FAFC"/>
+            <w:shd w:fill="F1F5F9"/>
             <w:tcMar>
-              <w:top w:w="80" w:type="dxa"/>
-              <w:bottom w:w="80" w:type="dxa"/>
-              <w:left w:w="100" w:type="dxa"/>
-              <w:right w:w="100" w:type="dxa"/>
+              <w:top w:w="70" w:type="dxa"/>
+              <w:bottom w:w="70" w:type="dxa"/>
+              <w:left w:w="90" w:type="dxa"/>
+              <w:right w:w="90" w:type="dxa"/>
             </w:tcMar>
           </w:tcPr>
           <w:p>
@@ -75,9 +75,9 @@
                 <w:rFonts w:ascii="Calibri" w:hAnsi="Calibri"/>
                 <w:b/>
                 <w:color w:val="1E3A8A"/>
-                <w:sz w:val="18"/>
+                <w:sz w:val="17"/>
               </w:rPr>
-              <w:t>Proyecto:</w:t>
+              <w:t>Iniciativa:</w:t>
             </w:r>
           </w:p>
         </w:tc>
@@ -86,10 +86,10 @@
             <w:tcW w:type="dxa" w:w="2160"/>
             <w:shd w:fill="FFFFFF"/>
             <w:tcMar>
-              <w:top w:w="80" w:type="dxa"/>
-              <w:bottom w:w="80" w:type="dxa"/>
-              <w:left w:w="100" w:type="dxa"/>
-              <w:right w:w="100" w:type="dxa"/>
+              <w:top w:w="70" w:type="dxa"/>
+              <w:bottom w:w="70" w:type="dxa"/>
+              <w:left w:w="90" w:type="dxa"/>
+              <w:right w:w="90" w:type="dxa"/>
             </w:tcMar>
           </w:tcPr>
           <w:p>
@@ -97,21 +97,21 @@
               <w:rPr>
                 <w:rFonts w:ascii="Calibri" w:hAnsi="Calibri"/>
                 <w:color w:val="0F172A"/>
-                <w:sz w:val="18"/>
+                <w:sz w:val="17"/>
               </w:rPr>
-              <w:t>TEMIS (Process Suite &amp; Governance)</w:t>
+              <w:t>Proyecto TEMIS (BPMN Suite &amp; Governance)</w:t>
             </w:r>
           </w:p>
         </w:tc>
         <w:tc>
           <w:tcPr>
             <w:tcW w:type="dxa" w:w="2160"/>
-            <w:shd w:fill="F8FAFC"/>
+            <w:shd w:fill="F1F5F9"/>
             <w:tcMar>
-              <w:top w:w="80" w:type="dxa"/>
-              <w:bottom w:w="80" w:type="dxa"/>
-              <w:left w:w="100" w:type="dxa"/>
-              <w:right w:w="100" w:type="dxa"/>
+              <w:top w:w="70" w:type="dxa"/>
+              <w:bottom w:w="70" w:type="dxa"/>
+              <w:left w:w="90" w:type="dxa"/>
+              <w:right w:w="90" w:type="dxa"/>
             </w:tcMar>
           </w:tcPr>
           <w:p>
@@ -120,9 +120,9 @@
                 <w:rFonts w:ascii="Calibri" w:hAnsi="Calibri"/>
                 <w:b/>
                 <w:color w:val="1E3A8A"/>
-                <w:sz w:val="18"/>
+                <w:sz w:val="17"/>
               </w:rPr>
-              <w:t>Periodo:</w:t>
+              <w:t>Código:</w:t>
             </w:r>
           </w:p>
         </w:tc>
@@ -131,10 +131,10 @@
             <w:tcW w:type="dxa" w:w="2160"/>
             <w:shd w:fill="FFFFFF"/>
             <w:tcMar>
-              <w:top w:w="80" w:type="dxa"/>
-              <w:bottom w:w="80" w:type="dxa"/>
-              <w:left w:w="100" w:type="dxa"/>
-              <w:right w:w="100" w:type="dxa"/>
+              <w:top w:w="70" w:type="dxa"/>
+              <w:bottom w:w="70" w:type="dxa"/>
+              <w:left w:w="90" w:type="dxa"/>
+              <w:right w:w="90" w:type="dxa"/>
             </w:tcMar>
           </w:tcPr>
           <w:p>
@@ -142,9 +142,9 @@
               <w:rPr>
                 <w:rFonts w:ascii="Calibri" w:hAnsi="Calibri"/>
                 <w:color w:val="0F172A"/>
-                <w:sz w:val="18"/>
+                <w:sz w:val="17"/>
               </w:rPr>
-              <w:t>Enero 2026 – Diciembre 2026</w:t>
+              <w:t>TEMIS-GOV-2026-V1</w:t>
             </w:r>
           </w:p>
         </w:tc>
@@ -153,12 +153,12 @@
         <w:tc>
           <w:tcPr>
             <w:tcW w:type="dxa" w:w="2160"/>
-            <w:shd w:fill="F8FAFC"/>
+            <w:shd w:fill="F1F5F9"/>
             <w:tcMar>
-              <w:top w:w="80" w:type="dxa"/>
-              <w:bottom w:w="80" w:type="dxa"/>
-              <w:left w:w="100" w:type="dxa"/>
-              <w:right w:w="100" w:type="dxa"/>
+              <w:top w:w="70" w:type="dxa"/>
+              <w:bottom w:w="70" w:type="dxa"/>
+              <w:left w:w="90" w:type="dxa"/>
+              <w:right w:w="90" w:type="dxa"/>
             </w:tcMar>
           </w:tcPr>
           <w:p>
@@ -167,9 +167,9 @@
                 <w:rFonts w:ascii="Calibri" w:hAnsi="Calibri"/>
                 <w:b/>
                 <w:color w:val="1E3A8A"/>
-                <w:sz w:val="18"/>
+                <w:sz w:val="17"/>
               </w:rPr>
-              <w:t>Versión:</w:t>
+              <w:t>Sponsor:</w:t>
             </w:r>
           </w:p>
         </w:tc>
@@ -178,10 +178,10 @@
             <w:tcW w:type="dxa" w:w="2160"/>
             <w:shd w:fill="FFFFFF"/>
             <w:tcMar>
-              <w:top w:w="80" w:type="dxa"/>
-              <w:bottom w:w="80" w:type="dxa"/>
-              <w:left w:w="100" w:type="dxa"/>
-              <w:right w:w="100" w:type="dxa"/>
+              <w:top w:w="70" w:type="dxa"/>
+              <w:bottom w:w="70" w:type="dxa"/>
+              <w:left w:w="90" w:type="dxa"/>
+              <w:right w:w="90" w:type="dxa"/>
             </w:tcMar>
           </w:tcPr>
           <w:p>
@@ -189,21 +189,21 @@
               <w:rPr>
                 <w:rFonts w:ascii="Calibri" w:hAnsi="Calibri"/>
                 <w:color w:val="0F172A"/>
-                <w:sz w:val="18"/>
+                <w:sz w:val="17"/>
               </w:rPr>
-              <w:t>1.0 Oficial (Web Cloud SaaS)</w:t>
+              <w:t>Dirección de Operaciones &amp; Tecnología</w:t>
             </w:r>
           </w:p>
         </w:tc>
         <w:tc>
           <w:tcPr>
             <w:tcW w:type="dxa" w:w="2160"/>
-            <w:shd w:fill="F8FAFC"/>
+            <w:shd w:fill="F1F5F9"/>
             <w:tcMar>
-              <w:top w:w="80" w:type="dxa"/>
-              <w:bottom w:w="80" w:type="dxa"/>
-              <w:left w:w="100" w:type="dxa"/>
-              <w:right w:w="100" w:type="dxa"/>
+              <w:top w:w="70" w:type="dxa"/>
+              <w:bottom w:w="70" w:type="dxa"/>
+              <w:left w:w="90" w:type="dxa"/>
+              <w:right w:w="90" w:type="dxa"/>
             </w:tcMar>
           </w:tcPr>
           <w:p>
@@ -212,9 +212,9 @@
                 <w:rFonts w:ascii="Calibri" w:hAnsi="Calibri"/>
                 <w:b/>
                 <w:color w:val="1E3A8A"/>
-                <w:sz w:val="18"/>
+                <w:sz w:val="17"/>
               </w:rPr>
-              <w:t>Estado:</w:t>
+              <w:t>Project Lead:</w:t>
             </w:r>
           </w:p>
         </w:tc>
@@ -223,10 +223,10 @@
             <w:tcW w:type="dxa" w:w="2160"/>
             <w:shd w:fill="FFFFFF"/>
             <w:tcMar>
-              <w:top w:w="80" w:type="dxa"/>
-              <w:bottom w:w="80" w:type="dxa"/>
-              <w:left w:w="100" w:type="dxa"/>
-              <w:right w:w="100" w:type="dxa"/>
+              <w:top w:w="70" w:type="dxa"/>
+              <w:bottom w:w="70" w:type="dxa"/>
+              <w:left w:w="90" w:type="dxa"/>
+              <w:right w:w="90" w:type="dxa"/>
             </w:tcMar>
           </w:tcPr>
           <w:p>
@@ -234,9 +234,101 @@
               <w:rPr>
                 <w:rFonts w:ascii="Calibri" w:hAnsi="Calibri"/>
                 <w:color w:val="0F172A"/>
-                <w:sz w:val="18"/>
+                <w:sz w:val="17"/>
               </w:rPr>
-              <w:t>Aprobado / Línea Base</w:t>
+              <w:t>Ing. Mario Hurtado</w:t>
+            </w:r>
+          </w:p>
+        </w:tc>
+      </w:tr>
+      <w:tr>
+        <w:tc>
+          <w:tcPr>
+            <w:tcW w:type="dxa" w:w="2160"/>
+            <w:shd w:fill="F1F5F9"/>
+            <w:tcMar>
+              <w:top w:w="70" w:type="dxa"/>
+              <w:bottom w:w="70" w:type="dxa"/>
+              <w:left w:w="90" w:type="dxa"/>
+              <w:right w:w="90" w:type="dxa"/>
+            </w:tcMar>
+          </w:tcPr>
+          <w:p>
+            <w:r>
+              <w:rPr>
+                <w:rFonts w:ascii="Calibri" w:hAnsi="Calibri"/>
+                <w:b/>
+                <w:color w:val="1E3A8A"/>
+                <w:sz w:val="17"/>
+              </w:rPr>
+              <w:t>Periodo Oficial:</w:t>
+            </w:r>
+          </w:p>
+        </w:tc>
+        <w:tc>
+          <w:tcPr>
+            <w:tcW w:type="dxa" w:w="2160"/>
+            <w:shd w:fill="FFFFFF"/>
+            <w:tcMar>
+              <w:top w:w="70" w:type="dxa"/>
+              <w:bottom w:w="70" w:type="dxa"/>
+              <w:left w:w="90" w:type="dxa"/>
+              <w:right w:w="90" w:type="dxa"/>
+            </w:tcMar>
+          </w:tcPr>
+          <w:p>
+            <w:r>
+              <w:rPr>
+                <w:rFonts w:ascii="Calibri" w:hAnsi="Calibri"/>
+                <w:color w:val="0F172A"/>
+                <w:sz w:val="17"/>
+              </w:rPr>
+              <w:t>16 Ene 2026 – 04 Dic 2026</w:t>
+            </w:r>
+          </w:p>
+        </w:tc>
+        <w:tc>
+          <w:tcPr>
+            <w:tcW w:type="dxa" w:w="2160"/>
+            <w:shd w:fill="F1F5F9"/>
+            <w:tcMar>
+              <w:top w:w="70" w:type="dxa"/>
+              <w:bottom w:w="70" w:type="dxa"/>
+              <w:left w:w="90" w:type="dxa"/>
+              <w:right w:w="90" w:type="dxa"/>
+            </w:tcMar>
+          </w:tcPr>
+          <w:p>
+            <w:r>
+              <w:rPr>
+                <w:rFonts w:ascii="Calibri" w:hAnsi="Calibri"/>
+                <w:b/>
+                <w:color w:val="1E3A8A"/>
+                <w:sz w:val="17"/>
+              </w:rPr>
+              <w:t>Estatus:</w:t>
+            </w:r>
+          </w:p>
+        </w:tc>
+        <w:tc>
+          <w:tcPr>
+            <w:tcW w:type="dxa" w:w="2160"/>
+            <w:shd w:fill="FFFFFF"/>
+            <w:tcMar>
+              <w:top w:w="70" w:type="dxa"/>
+              <w:bottom w:w="70" w:type="dxa"/>
+              <w:left w:w="90" w:type="dxa"/>
+              <w:right w:w="90" w:type="dxa"/>
+            </w:tcMar>
+          </w:tcPr>
+          <w:p>
+            <w:r>
+              <w:rPr>
+                <w:rFonts w:ascii="Calibri" w:hAnsi="Calibri"/>
+                <w:color w:val="0F172A"/>
+                <w:sz w:val="17"/>
+              </w:rPr>
+              <w:t>Línea Base Oficial Aprobada</w:t>
             </w:r>
           </w:p>
         </w:tc>
@@ -244,33 +336,46 @@
     </w:tbl>
     <w:p>
       <w:pPr>
-        <w:spacing w:after="240"/>
+        <w:spacing w:after="200"/>
       </w:pPr>
     </w:p>
     <w:p>
       <w:pPr>
-        <w:spacing w:before="280" w:after="120"/>
+        <w:spacing w:before="280" w:after="100"/>
       </w:pPr>
       <w:r>
         <w:rPr>
           <w:rFonts w:ascii="Calibri" w:hAnsi="Calibri"/>
           <w:b/>
           <w:color w:val="1E3A8A"/>
-          <w:sz w:val="28"/>
+          <w:sz w:val="26"/>
         </w:rPr>
-        <w:t>1. Principios Rectores de TEMIS</w:t>
+        <w:t>1. Propósito y Principios Rectores</w:t>
       </w:r>
     </w:p>
     <w:p>
       <w:pPr>
-        <w:spacing w:after="100" w:line="276" w:lineRule="auto"/>
+        <w:spacing w:after="80" w:line="276" w:lineRule="auto"/>
+      </w:pPr>
+      <w:r>
+        <w:rPr>
+          <w:rFonts w:ascii="Calibri" w:hAnsi="Calibri"/>
+          <w:color w:val="0F172A"/>
+          <w:sz w:val="19"/>
+        </w:rPr>
+        <w:t>El presente Marco de Trabajo establece la metodología oficial para la gobernanza, diseño, estandarización y ciclo de vida de procesos operativos en la organización utilizando la Suite TEMIS.</w:t>
+      </w:r>
+    </w:p>
+    <w:p>
+      <w:pPr>
+        <w:spacing w:after="80" w:line="276" w:lineRule="auto"/>
       </w:pPr>
       <w:r>
         <w:rPr>
           <w:rFonts w:ascii="Calibri" w:hAnsi="Calibri"/>
           <w:b/>
           <w:color w:val="0F172A"/>
-          <w:sz w:val="20"/>
+          <w:sz w:val="19"/>
         </w:rPr>
         <w:t xml:space="preserve">• </w:t>
       </w:r>
@@ -278,34 +383,21 @@
         <w:rPr>
           <w:rFonts w:ascii="Calibri" w:hAnsi="Calibri"/>
           <w:color w:val="0F172A"/>
-          <w:sz w:val="20"/>
+          <w:sz w:val="19"/>
         </w:rPr>
-        <w:t>1. Estandarización y Soberanía:</w:t>
+        <w:t>1. Soberanía Tecnológica y Cero Licenciamiento Externo: Erradicación absoluta de la dependencia de herramientas de terceros sujetas a costosas rentas mensuales por usuario (Lucidchart, Miro, Visio), asegurando que el activo intelectual de procesos resida en infraestructura propia y segura.</w:t>
       </w:r>
     </w:p>
     <w:p>
       <w:pPr>
-        <w:spacing w:after="100" w:line="276" w:lineRule="auto"/>
-      </w:pPr>
-      <w:r>
-        <w:rPr>
-          <w:rFonts w:ascii="Calibri" w:hAnsi="Calibri"/>
-          <w:color w:val="0F172A"/>
-          <w:sz w:val="20"/>
-        </w:rPr>
-        <w:t>Eliminación de la dependencia de herramientas de terceros (Lucidchart, Miro, Visio) mediante un lienzo web soberano, determinístico y alineado a la simbología oficial BPMN.</w:t>
-      </w:r>
-    </w:p>
-    <w:p>
-      <w:pPr>
-        <w:spacing w:after="100" w:line="276" w:lineRule="auto"/>
+        <w:spacing w:after="80" w:line="276" w:lineRule="auto"/>
       </w:pPr>
       <w:r>
         <w:rPr>
           <w:rFonts w:ascii="Calibri" w:hAnsi="Calibri"/>
           <w:b/>
           <w:color w:val="0F172A"/>
-          <w:sz w:val="20"/>
+          <w:sz w:val="19"/>
         </w:rPr>
         <w:t xml:space="preserve">• </w:t>
       </w:r>
@@ -313,34 +405,21 @@
         <w:rPr>
           <w:rFonts w:ascii="Calibri" w:hAnsi="Calibri"/>
           <w:color w:val="0F172A"/>
-          <w:sz w:val="20"/>
+          <w:sz w:val="19"/>
         </w:rPr>
-        <w:t>2. Pipeline Automatizado de 3 Pasos:</w:t>
+        <w:t>2. El Pipeline Automatizado de 3 Pasos: Toda iniciativa de procesos debe construirse bajo el flujo unidireccional y sin fricción: (a) Captura estructurada en Matriz SIPOC Six Sigma ➔ (b) Generación instantánea del Diagrama de Flujo Bézier ➔ (c) Redacción automática del Manual de Políticas y Procedimientos en texto continuo mediante Gemini 2.5 Flash.</w:t>
       </w:r>
     </w:p>
     <w:p>
       <w:pPr>
-        <w:spacing w:after="100" w:line="276" w:lineRule="auto"/>
-      </w:pPr>
-      <w:r>
-        <w:rPr>
-          <w:rFonts w:ascii="Calibri" w:hAnsi="Calibri"/>
-          <w:color w:val="0F172A"/>
-          <w:sz w:val="20"/>
-        </w:rPr>
-        <w:t>Toda iniciativa se modela en una secuencia directa: Captura Tabular SIPOC ➔ Generación de Diagrama Bézier ➔ Redacción Automática de Narrativa / Manual con Gemini 2.5 Flash.</w:t>
-      </w:r>
-    </w:p>
-    <w:p>
-      <w:pPr>
-        <w:spacing w:after="100" w:line="276" w:lineRule="auto"/>
+        <w:spacing w:after="80" w:line="276" w:lineRule="auto"/>
       </w:pPr>
       <w:r>
         <w:rPr>
           <w:rFonts w:ascii="Calibri" w:hAnsi="Calibri"/>
           <w:b/>
           <w:color w:val="0F172A"/>
-          <w:sz w:val="20"/>
+          <w:sz w:val="19"/>
         </w:rPr>
         <w:t xml:space="preserve">• </w:t>
       </w:r>
@@ -348,42 +427,65 @@
         <w:rPr>
           <w:rFonts w:ascii="Calibri" w:hAnsi="Calibri"/>
           <w:color w:val="0F172A"/>
-          <w:sz w:val="20"/>
+          <w:sz w:val="19"/>
         </w:rPr>
-        <w:t>3. Gobernanza Continua y Calidad Six Sigma:</w:t>
+        <w:t>3. Auditoría de Calidad Determinista (Score 0-100): Implementación obligatoria de validaciones estructurales en tiempo real para impedir que procesos con compuertas de decisión huérfanas, actividades sin sistema asignado o rutas truncadas pasen a producción.</w:t>
       </w:r>
     </w:p>
     <w:p>
       <w:pPr>
-        <w:spacing w:after="100" w:line="276" w:lineRule="auto"/>
+        <w:spacing w:after="80" w:line="276" w:lineRule="auto"/>
       </w:pPr>
       <w:r>
         <w:rPr>
           <w:rFonts w:ascii="Calibri" w:hAnsi="Calibri"/>
+          <w:b/>
           <w:color w:val="0F172A"/>
-          <w:sz w:val="20"/>
+          <w:sz w:val="19"/>
         </w:rPr>
-        <w:t>Auditoría estructural en tiempo real con calificación de 0 a 100 para garantizar que ningún proceso quede con decisiones inconclusas o actividades huérfanas.</w:t>
+        <w:t xml:space="preserve">• </w:t>
+      </w:r>
+      <w:r>
+        <w:rPr>
+          <w:rFonts w:ascii="Calibri" w:hAnsi="Calibri"/>
+          <w:color w:val="0F172A"/>
+          <w:sz w:val="19"/>
+        </w:rPr>
+        <w:t>4. Gestión Basada en Evidencias (Evidence-Based Management): Monitoreo transparente del avance del proyecto a través de Daily Logs, control de desviaciones y trazabilidad de entregables por fase.</w:t>
       </w:r>
     </w:p>
     <w:p>
       <w:pPr>
-        <w:spacing w:before="280" w:after="120"/>
+        <w:spacing w:before="280" w:after="100"/>
       </w:pPr>
       <w:r>
         <w:rPr>
           <w:rFonts w:ascii="Calibri" w:hAnsi="Calibri"/>
           <w:b/>
           <w:color w:val="1E3A8A"/>
-          <w:sz w:val="28"/>
+          <w:sz w:val="26"/>
         </w:rPr>
-        <w:t>2. Estructura de Roles y Gobernanza</w:t>
+        <w:t>2. Estructura de Roles y Matriz RACI de Gobernanza</w:t>
+      </w:r>
+    </w:p>
+    <w:p>
+      <w:pPr>
+        <w:spacing w:after="80" w:line="276" w:lineRule="auto"/>
+      </w:pPr>
+      <w:r>
+        <w:rPr>
+          <w:rFonts w:ascii="Calibri" w:hAnsi="Calibri"/>
+          <w:color w:val="0F172A"/>
+          <w:sz w:val="19"/>
+        </w:rPr>
+        <w:t>Para garantizar una ejecución disciplinada, se establece la matriz de roles y responsabilidades corporativas:</w:t>
       </w:r>
     </w:p>
     <w:tbl>
       <w:tblPr>
         <w:tblW w:type="auto" w:w="0"/>
         <w:jc w:val="center"/>
+        <w:tblLayout w:type="fixed"/>
         <w:tblLook w:firstColumn="1" w:firstRow="1" w:lastColumn="0" w:lastRow="0" w:noHBand="0" w:noVBand="1" w:val="04A0"/>
       </w:tblPr>
       <w:tblGrid>
@@ -394,11 +496,11 @@
       <w:tr>
         <w:tc>
           <w:tcPr>
-            <w:tcW w:type="dxa" w:w="2880"/>
+            <w:tcW w:type="dxa" w:w="2592"/>
             <w:shd w:fill="1E3A8A"/>
             <w:tcMar>
-              <w:top w:w="100" w:type="dxa"/>
-              <w:bottom w:w="100" w:type="dxa"/>
+              <w:top w:w="90" w:type="dxa"/>
+              <w:bottom w:w="90" w:type="dxa"/>
               <w:left w:w="100" w:type="dxa"/>
               <w:right w:w="100" w:type="dxa"/>
             </w:tcMar>
@@ -409,7 +511,7 @@
                 <w:rFonts w:ascii="Calibri" w:hAnsi="Calibri"/>
                 <w:b/>
                 <w:color w:val="FFFFFF"/>
-                <w:sz w:val="19"/>
+                <w:sz w:val="18"/>
               </w:rPr>
               <w:t>Rol en el Proyecto</w:t>
             </w:r>
@@ -420,8 +522,8 @@
             <w:tcW w:type="dxa" w:w="2880"/>
             <w:shd w:fill="1E3A8A"/>
             <w:tcMar>
-              <w:top w:w="100" w:type="dxa"/>
-              <w:bottom w:w="100" w:type="dxa"/>
+              <w:top w:w="90" w:type="dxa"/>
+              <w:bottom w:w="90" w:type="dxa"/>
               <w:left w:w="100" w:type="dxa"/>
               <w:right w:w="100" w:type="dxa"/>
             </w:tcMar>
@@ -432,7 +534,7 @@
                 <w:rFonts w:ascii="Calibri" w:hAnsi="Calibri"/>
                 <w:b/>
                 <w:color w:val="FFFFFF"/>
-                <w:sz w:val="19"/>
+                <w:sz w:val="18"/>
               </w:rPr>
               <w:t>Responsable / Área</w:t>
             </w:r>
@@ -440,11 +542,11 @@
         </w:tc>
         <w:tc>
           <w:tcPr>
-            <w:tcW w:type="dxa" w:w="2880"/>
+            <w:tcW w:type="dxa" w:w="5328"/>
             <w:shd w:fill="1E3A8A"/>
             <w:tcMar>
-              <w:top w:w="100" w:type="dxa"/>
-              <w:bottom w:w="100" w:type="dxa"/>
+              <w:top w:w="90" w:type="dxa"/>
+              <w:bottom w:w="90" w:type="dxa"/>
               <w:left w:w="100" w:type="dxa"/>
               <w:right w:w="100" w:type="dxa"/>
             </w:tcMar>
@@ -455,7 +557,7 @@
                 <w:rFonts w:ascii="Calibri" w:hAnsi="Calibri"/>
                 <w:b/>
                 <w:color w:val="FFFFFF"/>
-                <w:sz w:val="19"/>
+                <w:sz w:val="18"/>
               </w:rPr>
               <w:t>Responsabilidad Principal</w:t>
             </w:r>
@@ -465,13 +567,13 @@
       <w:tr>
         <w:tc>
           <w:tcPr>
-            <w:tcW w:type="dxa" w:w="2880"/>
+            <w:tcW w:type="dxa" w:w="2592"/>
             <w:shd w:fill="FFFFFF"/>
             <w:tcMar>
-              <w:top w:w="80" w:type="dxa"/>
-              <w:bottom w:w="80" w:type="dxa"/>
-              <w:left w:w="100" w:type="dxa"/>
-              <w:right w:w="100" w:type="dxa"/>
+              <w:top w:w="70" w:type="dxa"/>
+              <w:bottom w:w="70" w:type="dxa"/>
+              <w:left w:w="90" w:type="dxa"/>
+              <w:right w:w="90" w:type="dxa"/>
             </w:tcMar>
           </w:tcPr>
           <w:p>
@@ -480,7 +582,7 @@
                 <w:rFonts w:ascii="Calibri" w:hAnsi="Calibri"/>
                 <w:b/>
                 <w:color w:val="1E3A8A"/>
-                <w:sz w:val="18"/>
+                <w:sz w:val="17"/>
               </w:rPr>
               <w:t>Sponsor Ejecutivo</w:t>
             </w:r>
@@ -491,19 +593,136 @@
             <w:tcW w:type="dxa" w:w="2880"/>
             <w:shd w:fill="FFFFFF"/>
             <w:tcMar>
-              <w:top w:w="80" w:type="dxa"/>
-              <w:bottom w:w="80" w:type="dxa"/>
-              <w:left w:w="100" w:type="dxa"/>
-              <w:right w:w="100" w:type="dxa"/>
+              <w:top w:w="70" w:type="dxa"/>
+              <w:bottom w:w="70" w:type="dxa"/>
+              <w:left w:w="90" w:type="dxa"/>
+              <w:right w:w="90" w:type="dxa"/>
             </w:tcMar>
           </w:tcPr>
           <w:p>
             <w:r>
               <w:rPr>
                 <w:rFonts w:ascii="Calibri" w:hAnsi="Calibri"/>
-                <w:sz w:val="18"/>
+                <w:color w:val="0F172A"/>
+                <w:sz w:val="17"/>
               </w:rPr>
               <w:t>Dirección de Operaciones &amp; Tecnología</w:t>
+            </w:r>
+          </w:p>
+        </w:tc>
+        <w:tc>
+          <w:tcPr>
+            <w:tcW w:type="dxa" w:w="5328"/>
+            <w:shd w:fill="FFFFFF"/>
+            <w:tcMar>
+              <w:top w:w="70" w:type="dxa"/>
+              <w:bottom w:w="70" w:type="dxa"/>
+              <w:left w:w="90" w:type="dxa"/>
+              <w:right w:w="90" w:type="dxa"/>
+            </w:tcMar>
+          </w:tcPr>
+          <w:p>
+            <w:r>
+              <w:rPr>
+                <w:rFonts w:ascii="Calibri" w:hAnsi="Calibri"/>
+                <w:color w:val="0F172A"/>
+                <w:sz w:val="17"/>
+              </w:rPr>
+              <w:t>Aprobación estratégica, validación del Project Charter, financiamiento y remoción de bloqueos organizacionales.</w:t>
+            </w:r>
+          </w:p>
+        </w:tc>
+      </w:tr>
+      <w:tr>
+        <w:tc>
+          <w:tcPr>
+            <w:tcW w:type="dxa" w:w="2592"/>
+            <w:shd w:fill="F8FAFC"/>
+            <w:tcMar>
+              <w:top w:w="70" w:type="dxa"/>
+              <w:bottom w:w="70" w:type="dxa"/>
+              <w:left w:w="90" w:type="dxa"/>
+              <w:right w:w="90" w:type="dxa"/>
+            </w:tcMar>
+          </w:tcPr>
+          <w:p>
+            <w:r>
+              <w:rPr>
+                <w:rFonts w:ascii="Calibri" w:hAnsi="Calibri"/>
+                <w:b/>
+                <w:color w:val="1E3A8A"/>
+                <w:sz w:val="17"/>
+              </w:rPr>
+              <w:t>Project Lead / PM</w:t>
+            </w:r>
+          </w:p>
+        </w:tc>
+        <w:tc>
+          <w:tcPr>
+            <w:tcW w:type="dxa" w:w="2880"/>
+            <w:shd w:fill="F8FAFC"/>
+            <w:tcMar>
+              <w:top w:w="70" w:type="dxa"/>
+              <w:bottom w:w="70" w:type="dxa"/>
+              <w:left w:w="90" w:type="dxa"/>
+              <w:right w:w="90" w:type="dxa"/>
+            </w:tcMar>
+          </w:tcPr>
+          <w:p>
+            <w:r>
+              <w:rPr>
+                <w:rFonts w:ascii="Calibri" w:hAnsi="Calibri"/>
+                <w:color w:val="0F172A"/>
+                <w:sz w:val="17"/>
+              </w:rPr>
+              <w:t>Ing. Mario Hurtado (Área Técnica)</w:t>
+            </w:r>
+          </w:p>
+        </w:tc>
+        <w:tc>
+          <w:tcPr>
+            <w:tcW w:type="dxa" w:w="5328"/>
+            <w:shd w:fill="F8FAFC"/>
+            <w:tcMar>
+              <w:top w:w="70" w:type="dxa"/>
+              <w:bottom w:w="70" w:type="dxa"/>
+              <w:left w:w="90" w:type="dxa"/>
+              <w:right w:w="90" w:type="dxa"/>
+            </w:tcMar>
+          </w:tcPr>
+          <w:p>
+            <w:r>
+              <w:rPr>
+                <w:rFonts w:ascii="Calibri" w:hAnsi="Calibri"/>
+                <w:color w:val="0F172A"/>
+                <w:sz w:val="17"/>
+              </w:rPr>
+              <w:t>Gestión integral del proyecto, aseguramiento del Roadmap 2026, control de calidad y cumplimiento de hitos.</w:t>
+            </w:r>
+          </w:p>
+        </w:tc>
+      </w:tr>
+      <w:tr>
+        <w:tc>
+          <w:tcPr>
+            <w:tcW w:type="dxa" w:w="2592"/>
+            <w:shd w:fill="FFFFFF"/>
+            <w:tcMar>
+              <w:top w:w="70" w:type="dxa"/>
+              <w:bottom w:w="70" w:type="dxa"/>
+              <w:left w:w="90" w:type="dxa"/>
+              <w:right w:w="90" w:type="dxa"/>
+            </w:tcMar>
+          </w:tcPr>
+          <w:p>
+            <w:r>
+              <w:rPr>
+                <w:rFonts w:ascii="Calibri" w:hAnsi="Calibri"/>
+                <w:b/>
+                <w:color w:val="1E3A8A"/>
+                <w:sz w:val="17"/>
+              </w:rPr>
+              <w:t>Product Owner (PO)</w:t>
             </w:r>
           </w:p>
         </w:tc>
@@ -512,19 +731,42 @@
             <w:tcW w:type="dxa" w:w="2880"/>
             <w:shd w:fill="FFFFFF"/>
             <w:tcMar>
-              <w:top w:w="80" w:type="dxa"/>
-              <w:bottom w:w="80" w:type="dxa"/>
-              <w:left w:w="100" w:type="dxa"/>
-              <w:right w:w="100" w:type="dxa"/>
+              <w:top w:w="70" w:type="dxa"/>
+              <w:bottom w:w="70" w:type="dxa"/>
+              <w:left w:w="90" w:type="dxa"/>
+              <w:right w:w="90" w:type="dxa"/>
             </w:tcMar>
           </w:tcPr>
           <w:p>
             <w:r>
               <w:rPr>
                 <w:rFonts w:ascii="Calibri" w:hAnsi="Calibri"/>
-                <w:sz w:val="18"/>
+                <w:color w:val="0F172A"/>
+                <w:sz w:val="17"/>
               </w:rPr>
-              <w:t>Validación estratégica, asignación presupuestal y patrocinio corporativo.</w:t>
+              <w:t>Líder de Procesos &amp; Negocio</w:t>
+            </w:r>
+          </w:p>
+        </w:tc>
+        <w:tc>
+          <w:tcPr>
+            <w:tcW w:type="dxa" w:w="5328"/>
+            <w:shd w:fill="FFFFFF"/>
+            <w:tcMar>
+              <w:top w:w="70" w:type="dxa"/>
+              <w:bottom w:w="70" w:type="dxa"/>
+              <w:left w:w="90" w:type="dxa"/>
+              <w:right w:w="90" w:type="dxa"/>
+            </w:tcMar>
+          </w:tcPr>
+          <w:p>
+            <w:r>
+              <w:rPr>
+                <w:rFonts w:ascii="Calibri" w:hAnsi="Calibri"/>
+                <w:color w:val="0F172A"/>
+                <w:sz w:val="17"/>
+              </w:rPr>
+              <w:t>Definición y priorización del Backlog funcional, validación de plantillas SIPOC y criterios de aceptación.</w:t>
             </w:r>
           </w:p>
         </w:tc>
@@ -532,11 +774,253 @@
       <w:tr>
         <w:tc>
           <w:tcPr>
+            <w:tcW w:type="dxa" w:w="2592"/>
+            <w:shd w:fill="F8FAFC"/>
+            <w:tcMar>
+              <w:top w:w="70" w:type="dxa"/>
+              <w:bottom w:w="70" w:type="dxa"/>
+              <w:left w:w="90" w:type="dxa"/>
+              <w:right w:w="90" w:type="dxa"/>
+            </w:tcMar>
+          </w:tcPr>
+          <w:p>
+            <w:r>
+              <w:rPr>
+                <w:rFonts w:ascii="Calibri" w:hAnsi="Calibri"/>
+                <w:b/>
+                <w:color w:val="1E3A8A"/>
+                <w:sz w:val="17"/>
+              </w:rPr>
+              <w:t>Tech &amp; Architecture Lead</w:t>
+            </w:r>
+          </w:p>
+        </w:tc>
+        <w:tc>
+          <w:tcPr>
             <w:tcW w:type="dxa" w:w="2880"/>
-            <w:shd w:fill="F1F5F9"/>
+            <w:shd w:fill="F8FAFC"/>
             <w:tcMar>
-              <w:top w:w="80" w:type="dxa"/>
-              <w:bottom w:w="80" w:type="dxa"/>
+              <w:top w:w="70" w:type="dxa"/>
+              <w:bottom w:w="70" w:type="dxa"/>
+              <w:left w:w="90" w:type="dxa"/>
+              <w:right w:w="90" w:type="dxa"/>
+            </w:tcMar>
+          </w:tcPr>
+          <w:p>
+            <w:r>
+              <w:rPr>
+                <w:rFonts w:ascii="Calibri" w:hAnsi="Calibri"/>
+                <w:color w:val="0F172A"/>
+                <w:sz w:val="17"/>
+              </w:rPr>
+              <w:t>Equipo de Arquitectura de Software</w:t>
+            </w:r>
+          </w:p>
+        </w:tc>
+        <w:tc>
+          <w:tcPr>
+            <w:tcW w:type="dxa" w:w="5328"/>
+            <w:shd w:fill="F8FAFC"/>
+            <w:tcMar>
+              <w:top w:w="70" w:type="dxa"/>
+              <w:bottom w:w="70" w:type="dxa"/>
+              <w:left w:w="90" w:type="dxa"/>
+              <w:right w:w="90" w:type="dxa"/>
+            </w:tcMar>
+          </w:tcPr>
+          <w:p>
+            <w:r>
+              <w:rPr>
+                <w:rFonts w:ascii="Calibri" w:hAnsi="Calibri"/>
+                <w:color w:val="0F172A"/>
+                <w:sz w:val="17"/>
+              </w:rPr>
+              <w:t>Diseño e implementación de la arquitectura full-stack (Reflex, FastAPI, PostgreSQL, Render Cloud).</w:t>
+            </w:r>
+          </w:p>
+        </w:tc>
+      </w:tr>
+      <w:tr>
+        <w:tc>
+          <w:tcPr>
+            <w:tcW w:type="dxa" w:w="2592"/>
+            <w:shd w:fill="FFFFFF"/>
+            <w:tcMar>
+              <w:top w:w="70" w:type="dxa"/>
+              <w:bottom w:w="70" w:type="dxa"/>
+              <w:left w:w="90" w:type="dxa"/>
+              <w:right w:w="90" w:type="dxa"/>
+            </w:tcMar>
+          </w:tcPr>
+          <w:p>
+            <w:r>
+              <w:rPr>
+                <w:rFonts w:ascii="Calibri" w:hAnsi="Calibri"/>
+                <w:b/>
+                <w:color w:val="1E3A8A"/>
+                <w:sz w:val="17"/>
+              </w:rPr>
+              <w:t>AI &amp; Automation Specialist</w:t>
+            </w:r>
+          </w:p>
+        </w:tc>
+        <w:tc>
+          <w:tcPr>
+            <w:tcW w:type="dxa" w:w="2880"/>
+            <w:shd w:fill="FFFFFF"/>
+            <w:tcMar>
+              <w:top w:w="70" w:type="dxa"/>
+              <w:bottom w:w="70" w:type="dxa"/>
+              <w:left w:w="90" w:type="dxa"/>
+              <w:right w:w="90" w:type="dxa"/>
+            </w:tcMar>
+          </w:tcPr>
+          <w:p>
+            <w:r>
+              <w:rPr>
+                <w:rFonts w:ascii="Calibri" w:hAnsi="Calibri"/>
+                <w:color w:val="0F172A"/>
+                <w:sz w:val="17"/>
+              </w:rPr>
+              <w:t>Área de Innovación e IA</w:t>
+            </w:r>
+          </w:p>
+        </w:tc>
+        <w:tc>
+          <w:tcPr>
+            <w:tcW w:type="dxa" w:w="5328"/>
+            <w:shd w:fill="FFFFFF"/>
+            <w:tcMar>
+              <w:top w:w="70" w:type="dxa"/>
+              <w:bottom w:w="70" w:type="dxa"/>
+              <w:left w:w="90" w:type="dxa"/>
+              <w:right w:w="90" w:type="dxa"/>
+            </w:tcMar>
+          </w:tcPr>
+          <w:p>
+            <w:r>
+              <w:rPr>
+                <w:rFonts w:ascii="Calibri" w:hAnsi="Calibri"/>
+                <w:color w:val="0F172A"/>
+                <w:sz w:val="17"/>
+              </w:rPr>
+              <w:t>Ingeniería de prompts, integración de Gemini 2.5 Flash para generación de narrativa y motor de auditoría.</w:t>
+            </w:r>
+          </w:p>
+        </w:tc>
+      </w:tr>
+      <w:tr>
+        <w:tc>
+          <w:tcPr>
+            <w:tcW w:type="dxa" w:w="2592"/>
+            <w:shd w:fill="F8FAFC"/>
+            <w:tcMar>
+              <w:top w:w="70" w:type="dxa"/>
+              <w:bottom w:w="70" w:type="dxa"/>
+              <w:left w:w="90" w:type="dxa"/>
+              <w:right w:w="90" w:type="dxa"/>
+            </w:tcMar>
+          </w:tcPr>
+          <w:p>
+            <w:r>
+              <w:rPr>
+                <w:rFonts w:ascii="Calibri" w:hAnsi="Calibri"/>
+                <w:b/>
+                <w:color w:val="1E3A8A"/>
+                <w:sz w:val="17"/>
+              </w:rPr>
+              <w:t>Process &amp; QA Auditor</w:t>
+            </w:r>
+          </w:p>
+        </w:tc>
+        <w:tc>
+          <w:tcPr>
+            <w:tcW w:type="dxa" w:w="2880"/>
+            <w:shd w:fill="F8FAFC"/>
+            <w:tcMar>
+              <w:top w:w="70" w:type="dxa"/>
+              <w:bottom w:w="70" w:type="dxa"/>
+              <w:left w:w="90" w:type="dxa"/>
+              <w:right w:w="90" w:type="dxa"/>
+            </w:tcMar>
+          </w:tcPr>
+          <w:p>
+            <w:r>
+              <w:rPr>
+                <w:rFonts w:ascii="Calibri" w:hAnsi="Calibri"/>
+                <w:color w:val="0F172A"/>
+                <w:sz w:val="17"/>
+              </w:rPr>
+              <w:t>Comité de Calidad y Procesos</w:t>
+            </w:r>
+          </w:p>
+        </w:tc>
+        <w:tc>
+          <w:tcPr>
+            <w:tcW w:type="dxa" w:w="5328"/>
+            <w:shd w:fill="F8FAFC"/>
+            <w:tcMar>
+              <w:top w:w="70" w:type="dxa"/>
+              <w:bottom w:w="70" w:type="dxa"/>
+              <w:left w:w="90" w:type="dxa"/>
+              <w:right w:w="90" w:type="dxa"/>
+            </w:tcMar>
+          </w:tcPr>
+          <w:p>
+            <w:r>
+              <w:rPr>
+                <w:rFonts w:ascii="Calibri" w:hAnsi="Calibri"/>
+                <w:color w:val="0F172A"/>
+                <w:sz w:val="17"/>
+              </w:rPr>
+              <w:t>Auditoría de manuales de procedimientos, verificación Six Sigma de diagramas y certificación UAT.</w:t>
+            </w:r>
+          </w:p>
+        </w:tc>
+      </w:tr>
+    </w:tbl>
+    <w:p>
+      <w:pPr>
+        <w:spacing w:after="160"/>
+      </w:pPr>
+    </w:p>
+    <w:p>
+      <w:pPr>
+        <w:spacing w:before="200" w:after="60"/>
+      </w:pPr>
+      <w:r>
+        <w:rPr>
+          <w:rFonts w:ascii="Calibri" w:hAnsi="Calibri"/>
+          <w:b/>
+          <w:color w:val="2563EB"/>
+          <w:sz w:val="22"/>
+        </w:rPr>
+        <w:t>Matriz RACI por Fase del Proyecto</w:t>
+      </w:r>
+    </w:p>
+    <w:tbl>
+      <w:tblPr>
+        <w:tblW w:type="auto" w:w="0"/>
+        <w:jc w:val="center"/>
+        <w:tblLayout w:type="fixed"/>
+        <w:tblLook w:firstColumn="1" w:firstRow="1" w:lastColumn="0" w:lastRow="0" w:noHBand="0" w:noVBand="1" w:val="04A0"/>
+      </w:tblPr>
+      <w:tblGrid>
+        <w:gridCol w:w="1440"/>
+        <w:gridCol w:w="1440"/>
+        <w:gridCol w:w="1440"/>
+        <w:gridCol w:w="1440"/>
+        <w:gridCol w:w="1440"/>
+        <w:gridCol w:w="1440"/>
+      </w:tblGrid>
+      <w:tr>
+        <w:tc>
+          <w:tcPr>
+            <w:tcW w:type="dxa" w:w="3312"/>
+            <w:shd w:fill="1E3A8A"/>
+            <w:tcMar>
+              <w:top w:w="90" w:type="dxa"/>
+              <w:bottom w:w="90" w:type="dxa"/>
               <w:left w:w="100" w:type="dxa"/>
               <w:right w:w="100" w:type="dxa"/>
             </w:tcMar>
@@ -546,64 +1030,20 @@
               <w:rPr>
                 <w:rFonts w:ascii="Calibri" w:hAnsi="Calibri"/>
                 <w:b/>
-                <w:color w:val="1E3A8A"/>
+                <w:color w:val="FFFFFF"/>
                 <w:sz w:val="18"/>
               </w:rPr>
-              <w:t>Project Lead / PM</w:t>
+              <w:t>Fase de Gobernanza</w:t>
             </w:r>
           </w:p>
         </w:tc>
         <w:tc>
           <w:tcPr>
-            <w:tcW w:type="dxa" w:w="2880"/>
-            <w:shd w:fill="F1F5F9"/>
+            <w:tcW w:type="dxa" w:w="1440"/>
+            <w:shd w:fill="1E3A8A"/>
             <w:tcMar>
-              <w:top w:w="80" w:type="dxa"/>
-              <w:bottom w:w="80" w:type="dxa"/>
-              <w:left w:w="100" w:type="dxa"/>
-              <w:right w:w="100" w:type="dxa"/>
-            </w:tcMar>
-          </w:tcPr>
-          <w:p>
-            <w:r>
-              <w:rPr>
-                <w:rFonts w:ascii="Calibri" w:hAnsi="Calibri"/>
-                <w:sz w:val="18"/>
-              </w:rPr>
-              <w:t>Ing. Mario Hurtado</w:t>
-            </w:r>
-          </w:p>
-        </w:tc>
-        <w:tc>
-          <w:tcPr>
-            <w:tcW w:type="dxa" w:w="2880"/>
-            <w:shd w:fill="F1F5F9"/>
-            <w:tcMar>
-              <w:top w:w="80" w:type="dxa"/>
-              <w:bottom w:w="80" w:type="dxa"/>
-              <w:left w:w="100" w:type="dxa"/>
-              <w:right w:w="100" w:type="dxa"/>
-            </w:tcMar>
-          </w:tcPr>
-          <w:p>
-            <w:r>
-              <w:rPr>
-                <w:rFonts w:ascii="Calibri" w:hAnsi="Calibri"/>
-                <w:sz w:val="18"/>
-              </w:rPr>
-              <w:t>Gestión integral del proyecto, cumplimiento del Roadmap 2026 y entregables.</w:t>
-            </w:r>
-          </w:p>
-        </w:tc>
-      </w:tr>
-      <w:tr>
-        <w:tc>
-          <w:tcPr>
-            <w:tcW w:type="dxa" w:w="2880"/>
-            <w:shd w:fill="FFFFFF"/>
-            <w:tcMar>
-              <w:top w:w="80" w:type="dxa"/>
-              <w:bottom w:w="80" w:type="dxa"/>
+              <w:top w:w="90" w:type="dxa"/>
+              <w:bottom w:w="90" w:type="dxa"/>
               <w:left w:w="100" w:type="dxa"/>
               <w:right w:w="100" w:type="dxa"/>
             </w:tcMar>
@@ -613,64 +1053,20 @@
               <w:rPr>
                 <w:rFonts w:ascii="Calibri" w:hAnsi="Calibri"/>
                 <w:b/>
-                <w:color w:val="1E3A8A"/>
+                <w:color w:val="FFFFFF"/>
                 <w:sz w:val="18"/>
               </w:rPr>
-              <w:t>Tech &amp; Architecture Lead</w:t>
+              <w:t>Sponsor</w:t>
             </w:r>
           </w:p>
         </w:tc>
         <w:tc>
           <w:tcPr>
-            <w:tcW w:type="dxa" w:w="2880"/>
-            <w:shd w:fill="FFFFFF"/>
+            <w:tcW w:type="dxa" w:w="1584"/>
+            <w:shd w:fill="1E3A8A"/>
             <w:tcMar>
-              <w:top w:w="80" w:type="dxa"/>
-              <w:bottom w:w="80" w:type="dxa"/>
-              <w:left w:w="100" w:type="dxa"/>
-              <w:right w:w="100" w:type="dxa"/>
-            </w:tcMar>
-          </w:tcPr>
-          <w:p>
-            <w:r>
-              <w:rPr>
-                <w:rFonts w:ascii="Calibri" w:hAnsi="Calibri"/>
-                <w:sz w:val="18"/>
-              </w:rPr>
-              <w:t>Equipo de Arquitectura de Software</w:t>
-            </w:r>
-          </w:p>
-        </w:tc>
-        <w:tc>
-          <w:tcPr>
-            <w:tcW w:type="dxa" w:w="2880"/>
-            <w:shd w:fill="FFFFFF"/>
-            <w:tcMar>
-              <w:top w:w="80" w:type="dxa"/>
-              <w:bottom w:w="80" w:type="dxa"/>
-              <w:left w:w="100" w:type="dxa"/>
-              <w:right w:w="100" w:type="dxa"/>
-            </w:tcMar>
-          </w:tcPr>
-          <w:p>
-            <w:r>
-              <w:rPr>
-                <w:rFonts w:ascii="Calibri" w:hAnsi="Calibri"/>
-                <w:sz w:val="18"/>
-              </w:rPr>
-              <w:t>Diseño full-stack (Reflex, FastAPI, PostgreSQL) y rendimiento en Render.</w:t>
-            </w:r>
-          </w:p>
-        </w:tc>
-      </w:tr>
-      <w:tr>
-        <w:tc>
-          <w:tcPr>
-            <w:tcW w:type="dxa" w:w="2880"/>
-            <w:shd w:fill="F1F5F9"/>
-            <w:tcMar>
-              <w:top w:w="80" w:type="dxa"/>
-              <w:bottom w:w="80" w:type="dxa"/>
+              <w:top w:w="90" w:type="dxa"/>
+              <w:bottom w:w="90" w:type="dxa"/>
               <w:left w:w="100" w:type="dxa"/>
               <w:right w:w="100" w:type="dxa"/>
             </w:tcMar>
@@ -680,64 +1076,20 @@
               <w:rPr>
                 <w:rFonts w:ascii="Calibri" w:hAnsi="Calibri"/>
                 <w:b/>
-                <w:color w:val="1E3A8A"/>
+                <w:color w:val="FFFFFF"/>
                 <w:sz w:val="18"/>
               </w:rPr>
-              <w:t>AI &amp; Automation Specialist</w:t>
+              <w:t>Project Lead</w:t>
             </w:r>
           </w:p>
         </w:tc>
         <w:tc>
           <w:tcPr>
-            <w:tcW w:type="dxa" w:w="2880"/>
-            <w:shd w:fill="F1F5F9"/>
+            <w:tcW w:type="dxa" w:w="1584"/>
+            <w:shd w:fill="1E3A8A"/>
             <w:tcMar>
-              <w:top w:w="80" w:type="dxa"/>
-              <w:bottom w:w="80" w:type="dxa"/>
-              <w:left w:w="100" w:type="dxa"/>
-              <w:right w:w="100" w:type="dxa"/>
-            </w:tcMar>
-          </w:tcPr>
-          <w:p>
-            <w:r>
-              <w:rPr>
-                <w:rFonts w:ascii="Calibri" w:hAnsi="Calibri"/>
-                <w:sz w:val="18"/>
-              </w:rPr>
-              <w:t>Área de Innovación e IA</w:t>
-            </w:r>
-          </w:p>
-        </w:tc>
-        <w:tc>
-          <w:tcPr>
-            <w:tcW w:type="dxa" w:w="2880"/>
-            <w:shd w:fill="F1F5F9"/>
-            <w:tcMar>
-              <w:top w:w="80" w:type="dxa"/>
-              <w:bottom w:w="80" w:type="dxa"/>
-              <w:left w:w="100" w:type="dxa"/>
-              <w:right w:w="100" w:type="dxa"/>
-            </w:tcMar>
-          </w:tcPr>
-          <w:p>
-            <w:r>
-              <w:rPr>
-                <w:rFonts w:ascii="Calibri" w:hAnsi="Calibri"/>
-                <w:sz w:val="18"/>
-              </w:rPr>
-              <w:t>Integración y prompts de Gemini 2.5 Flash para SIPOC, flujos y narrativa.</w:t>
-            </w:r>
-          </w:p>
-        </w:tc>
-      </w:tr>
-      <w:tr>
-        <w:tc>
-          <w:tcPr>
-            <w:tcW w:type="dxa" w:w="2880"/>
-            <w:shd w:fill="FFFFFF"/>
-            <w:tcMar>
-              <w:top w:w="80" w:type="dxa"/>
-              <w:bottom w:w="80" w:type="dxa"/>
+              <w:top w:w="90" w:type="dxa"/>
+              <w:bottom w:w="90" w:type="dxa"/>
               <w:left w:w="100" w:type="dxa"/>
               <w:right w:w="100" w:type="dxa"/>
             </w:tcMar>
@@ -747,20 +1099,20 @@
               <w:rPr>
                 <w:rFonts w:ascii="Calibri" w:hAnsi="Calibri"/>
                 <w:b/>
-                <w:color w:val="1E3A8A"/>
+                <w:color w:val="FFFFFF"/>
                 <w:sz w:val="18"/>
               </w:rPr>
-              <w:t>Process &amp; QA Auditor</w:t>
+              <w:t>Product Owner</w:t>
             </w:r>
           </w:p>
         </w:tc>
         <w:tc>
           <w:tcPr>
-            <w:tcW w:type="dxa" w:w="2880"/>
-            <w:shd w:fill="FFFFFF"/>
+            <w:tcW w:type="dxa" w:w="1440"/>
+            <w:shd w:fill="1E3A8A"/>
             <w:tcMar>
-              <w:top w:w="80" w:type="dxa"/>
-              <w:bottom w:w="80" w:type="dxa"/>
+              <w:top w:w="90" w:type="dxa"/>
+              <w:bottom w:w="90" w:type="dxa"/>
               <w:left w:w="100" w:type="dxa"/>
               <w:right w:w="100" w:type="dxa"/>
             </w:tcMar>
@@ -769,19 +1121,21 @@
             <w:r>
               <w:rPr>
                 <w:rFonts w:ascii="Calibri" w:hAnsi="Calibri"/>
+                <w:b/>
+                <w:color w:val="FFFFFF"/>
                 <w:sz w:val="18"/>
               </w:rPr>
-              <w:t>Comité de Calidad y Procesos</w:t>
+              <w:t>Tech Lead</w:t>
             </w:r>
           </w:p>
         </w:tc>
         <w:tc>
           <w:tcPr>
-            <w:tcW w:type="dxa" w:w="2880"/>
-            <w:shd w:fill="FFFFFF"/>
+            <w:tcW w:type="dxa" w:w="1440"/>
+            <w:shd w:fill="1E3A8A"/>
             <w:tcMar>
-              <w:top w:w="80" w:type="dxa"/>
-              <w:bottom w:w="80" w:type="dxa"/>
+              <w:top w:w="90" w:type="dxa"/>
+              <w:bottom w:w="90" w:type="dxa"/>
               <w:left w:w="100" w:type="dxa"/>
               <w:right w:w="100" w:type="dxa"/>
             </w:tcMar>
@@ -790,9 +1144,956 @@
             <w:r>
               <w:rPr>
                 <w:rFonts w:ascii="Calibri" w:hAnsi="Calibri"/>
+                <w:b/>
+                <w:color w:val="FFFFFF"/>
                 <w:sz w:val="18"/>
               </w:rPr>
-              <w:t>Revisión de manuales de procedimientos, auditoría de flujos y verificación UAT.</w:t>
+              <w:t>Process QA</w:t>
+            </w:r>
+          </w:p>
+        </w:tc>
+      </w:tr>
+      <w:tr>
+        <w:tc>
+          <w:tcPr>
+            <w:tcW w:type="dxa" w:w="3312"/>
+            <w:shd w:fill="FFFFFF"/>
+            <w:tcMar>
+              <w:top w:w="70" w:type="dxa"/>
+              <w:bottom w:w="70" w:type="dxa"/>
+              <w:left w:w="90" w:type="dxa"/>
+              <w:right w:w="90" w:type="dxa"/>
+            </w:tcMar>
+          </w:tcPr>
+          <w:p>
+            <w:r>
+              <w:rPr>
+                <w:rFonts w:ascii="Calibri" w:hAnsi="Calibri"/>
+                <w:b/>
+                <w:color w:val="1E3A8A"/>
+                <w:sz w:val="17"/>
+              </w:rPr>
+              <w:t>F1: Diagnóstico Estratégico</w:t>
+            </w:r>
+          </w:p>
+        </w:tc>
+        <w:tc>
+          <w:tcPr>
+            <w:tcW w:type="dxa" w:w="1440"/>
+            <w:shd w:fill="FFFFFF"/>
+            <w:tcMar>
+              <w:top w:w="70" w:type="dxa"/>
+              <w:bottom w:w="70" w:type="dxa"/>
+              <w:left w:w="90" w:type="dxa"/>
+              <w:right w:w="90" w:type="dxa"/>
+            </w:tcMar>
+          </w:tcPr>
+          <w:p>
+            <w:r>
+              <w:rPr>
+                <w:rFonts w:ascii="Calibri" w:hAnsi="Calibri"/>
+                <w:color w:val="0F172A"/>
+                <w:sz w:val="17"/>
+              </w:rPr>
+              <w:t>Aprobador (A)</w:t>
+            </w:r>
+          </w:p>
+        </w:tc>
+        <w:tc>
+          <w:tcPr>
+            <w:tcW w:type="dxa" w:w="1584"/>
+            <w:shd w:fill="FFFFFF"/>
+            <w:tcMar>
+              <w:top w:w="70" w:type="dxa"/>
+              <w:bottom w:w="70" w:type="dxa"/>
+              <w:left w:w="90" w:type="dxa"/>
+              <w:right w:w="90" w:type="dxa"/>
+            </w:tcMar>
+          </w:tcPr>
+          <w:p>
+            <w:r>
+              <w:rPr>
+                <w:rFonts w:ascii="Calibri" w:hAnsi="Calibri"/>
+                <w:color w:val="0F172A"/>
+                <w:sz w:val="17"/>
+              </w:rPr>
+              <w:t>Responsable (R)</w:t>
+            </w:r>
+          </w:p>
+        </w:tc>
+        <w:tc>
+          <w:tcPr>
+            <w:tcW w:type="dxa" w:w="1584"/>
+            <w:shd w:fill="FFFFFF"/>
+            <w:tcMar>
+              <w:top w:w="70" w:type="dxa"/>
+              <w:bottom w:w="70" w:type="dxa"/>
+              <w:left w:w="90" w:type="dxa"/>
+              <w:right w:w="90" w:type="dxa"/>
+            </w:tcMar>
+          </w:tcPr>
+          <w:p>
+            <w:r>
+              <w:rPr>
+                <w:rFonts w:ascii="Calibri" w:hAnsi="Calibri"/>
+                <w:color w:val="0F172A"/>
+                <w:sz w:val="17"/>
+              </w:rPr>
+              <w:t>Consultado (C)</w:t>
+            </w:r>
+          </w:p>
+        </w:tc>
+        <w:tc>
+          <w:tcPr>
+            <w:tcW w:type="dxa" w:w="1440"/>
+            <w:shd w:fill="FFFFFF"/>
+            <w:tcMar>
+              <w:top w:w="70" w:type="dxa"/>
+              <w:bottom w:w="70" w:type="dxa"/>
+              <w:left w:w="90" w:type="dxa"/>
+              <w:right w:w="90" w:type="dxa"/>
+            </w:tcMar>
+          </w:tcPr>
+          <w:p>
+            <w:r>
+              <w:rPr>
+                <w:rFonts w:ascii="Calibri" w:hAnsi="Calibri"/>
+                <w:color w:val="0F172A"/>
+                <w:sz w:val="17"/>
+              </w:rPr>
+              <w:t>Consultado (C)</w:t>
+            </w:r>
+          </w:p>
+        </w:tc>
+        <w:tc>
+          <w:tcPr>
+            <w:tcW w:type="dxa" w:w="1440"/>
+            <w:shd w:fill="FFFFFF"/>
+            <w:tcMar>
+              <w:top w:w="70" w:type="dxa"/>
+              <w:bottom w:w="70" w:type="dxa"/>
+              <w:left w:w="90" w:type="dxa"/>
+              <w:right w:w="90" w:type="dxa"/>
+            </w:tcMar>
+          </w:tcPr>
+          <w:p>
+            <w:r>
+              <w:rPr>
+                <w:rFonts w:ascii="Calibri" w:hAnsi="Calibri"/>
+                <w:color w:val="0F172A"/>
+                <w:sz w:val="17"/>
+              </w:rPr>
+              <w:t>Informado (I)</w:t>
+            </w:r>
+          </w:p>
+        </w:tc>
+      </w:tr>
+      <w:tr>
+        <w:tc>
+          <w:tcPr>
+            <w:tcW w:type="dxa" w:w="3312"/>
+            <w:shd w:fill="F8FAFC"/>
+            <w:tcMar>
+              <w:top w:w="70" w:type="dxa"/>
+              <w:bottom w:w="70" w:type="dxa"/>
+              <w:left w:w="90" w:type="dxa"/>
+              <w:right w:w="90" w:type="dxa"/>
+            </w:tcMar>
+          </w:tcPr>
+          <w:p>
+            <w:r>
+              <w:rPr>
+                <w:rFonts w:ascii="Calibri" w:hAnsi="Calibri"/>
+                <w:b/>
+                <w:color w:val="1E3A8A"/>
+                <w:sz w:val="17"/>
+              </w:rPr>
+              <w:t>F2: Inicio del Proyecto (Charter)</w:t>
+            </w:r>
+          </w:p>
+        </w:tc>
+        <w:tc>
+          <w:tcPr>
+            <w:tcW w:type="dxa" w:w="1440"/>
+            <w:shd w:fill="F8FAFC"/>
+            <w:tcMar>
+              <w:top w:w="70" w:type="dxa"/>
+              <w:bottom w:w="70" w:type="dxa"/>
+              <w:left w:w="90" w:type="dxa"/>
+              <w:right w:w="90" w:type="dxa"/>
+            </w:tcMar>
+          </w:tcPr>
+          <w:p>
+            <w:r>
+              <w:rPr>
+                <w:rFonts w:ascii="Calibri" w:hAnsi="Calibri"/>
+                <w:color w:val="0F172A"/>
+                <w:sz w:val="17"/>
+              </w:rPr>
+              <w:t>Aprobador (A)</w:t>
+            </w:r>
+          </w:p>
+        </w:tc>
+        <w:tc>
+          <w:tcPr>
+            <w:tcW w:type="dxa" w:w="1584"/>
+            <w:shd w:fill="F8FAFC"/>
+            <w:tcMar>
+              <w:top w:w="70" w:type="dxa"/>
+              <w:bottom w:w="70" w:type="dxa"/>
+              <w:left w:w="90" w:type="dxa"/>
+              <w:right w:w="90" w:type="dxa"/>
+            </w:tcMar>
+          </w:tcPr>
+          <w:p>
+            <w:r>
+              <w:rPr>
+                <w:rFonts w:ascii="Calibri" w:hAnsi="Calibri"/>
+                <w:color w:val="0F172A"/>
+                <w:sz w:val="17"/>
+              </w:rPr>
+              <w:t>Responsable (R)</w:t>
+            </w:r>
+          </w:p>
+        </w:tc>
+        <w:tc>
+          <w:tcPr>
+            <w:tcW w:type="dxa" w:w="1584"/>
+            <w:shd w:fill="F8FAFC"/>
+            <w:tcMar>
+              <w:top w:w="70" w:type="dxa"/>
+              <w:bottom w:w="70" w:type="dxa"/>
+              <w:left w:w="90" w:type="dxa"/>
+              <w:right w:w="90" w:type="dxa"/>
+            </w:tcMar>
+          </w:tcPr>
+          <w:p>
+            <w:r>
+              <w:rPr>
+                <w:rFonts w:ascii="Calibri" w:hAnsi="Calibri"/>
+                <w:color w:val="0F172A"/>
+                <w:sz w:val="17"/>
+              </w:rPr>
+              <w:t>Responsable (R)</w:t>
+            </w:r>
+          </w:p>
+        </w:tc>
+        <w:tc>
+          <w:tcPr>
+            <w:tcW w:type="dxa" w:w="1440"/>
+            <w:shd w:fill="F8FAFC"/>
+            <w:tcMar>
+              <w:top w:w="70" w:type="dxa"/>
+              <w:bottom w:w="70" w:type="dxa"/>
+              <w:left w:w="90" w:type="dxa"/>
+              <w:right w:w="90" w:type="dxa"/>
+            </w:tcMar>
+          </w:tcPr>
+          <w:p>
+            <w:r>
+              <w:rPr>
+                <w:rFonts w:ascii="Calibri" w:hAnsi="Calibri"/>
+                <w:color w:val="0F172A"/>
+                <w:sz w:val="17"/>
+              </w:rPr>
+              <w:t>Consultado (C)</w:t>
+            </w:r>
+          </w:p>
+        </w:tc>
+        <w:tc>
+          <w:tcPr>
+            <w:tcW w:type="dxa" w:w="1440"/>
+            <w:shd w:fill="F8FAFC"/>
+            <w:tcMar>
+              <w:top w:w="70" w:type="dxa"/>
+              <w:bottom w:w="70" w:type="dxa"/>
+              <w:left w:w="90" w:type="dxa"/>
+              <w:right w:w="90" w:type="dxa"/>
+            </w:tcMar>
+          </w:tcPr>
+          <w:p>
+            <w:r>
+              <w:rPr>
+                <w:rFonts w:ascii="Calibri" w:hAnsi="Calibri"/>
+                <w:color w:val="0F172A"/>
+                <w:sz w:val="17"/>
+              </w:rPr>
+              <w:t>Informado (I)</w:t>
+            </w:r>
+          </w:p>
+        </w:tc>
+      </w:tr>
+      <w:tr>
+        <w:tc>
+          <w:tcPr>
+            <w:tcW w:type="dxa" w:w="3312"/>
+            <w:shd w:fill="FFFFFF"/>
+            <w:tcMar>
+              <w:top w:w="70" w:type="dxa"/>
+              <w:bottom w:w="70" w:type="dxa"/>
+              <w:left w:w="90" w:type="dxa"/>
+              <w:right w:w="90" w:type="dxa"/>
+            </w:tcMar>
+          </w:tcPr>
+          <w:p>
+            <w:r>
+              <w:rPr>
+                <w:rFonts w:ascii="Calibri" w:hAnsi="Calibri"/>
+                <w:b/>
+                <w:color w:val="1E3A8A"/>
+                <w:sz w:val="17"/>
+              </w:rPr>
+              <w:t>F3: Planificación Híbrida &amp; Backlog</w:t>
+            </w:r>
+          </w:p>
+        </w:tc>
+        <w:tc>
+          <w:tcPr>
+            <w:tcW w:type="dxa" w:w="1440"/>
+            <w:shd w:fill="FFFFFF"/>
+            <w:tcMar>
+              <w:top w:w="70" w:type="dxa"/>
+              <w:bottom w:w="70" w:type="dxa"/>
+              <w:left w:w="90" w:type="dxa"/>
+              <w:right w:w="90" w:type="dxa"/>
+            </w:tcMar>
+          </w:tcPr>
+          <w:p>
+            <w:r>
+              <w:rPr>
+                <w:rFonts w:ascii="Calibri" w:hAnsi="Calibri"/>
+                <w:color w:val="0F172A"/>
+                <w:sz w:val="17"/>
+              </w:rPr>
+              <w:t>Informado (I)</w:t>
+            </w:r>
+          </w:p>
+        </w:tc>
+        <w:tc>
+          <w:tcPr>
+            <w:tcW w:type="dxa" w:w="1584"/>
+            <w:shd w:fill="FFFFFF"/>
+            <w:tcMar>
+              <w:top w:w="70" w:type="dxa"/>
+              <w:bottom w:w="70" w:type="dxa"/>
+              <w:left w:w="90" w:type="dxa"/>
+              <w:right w:w="90" w:type="dxa"/>
+            </w:tcMar>
+          </w:tcPr>
+          <w:p>
+            <w:r>
+              <w:rPr>
+                <w:rFonts w:ascii="Calibri" w:hAnsi="Calibri"/>
+                <w:color w:val="0F172A"/>
+                <w:sz w:val="17"/>
+              </w:rPr>
+              <w:t>Responsable (R)</w:t>
+            </w:r>
+          </w:p>
+        </w:tc>
+        <w:tc>
+          <w:tcPr>
+            <w:tcW w:type="dxa" w:w="1584"/>
+            <w:shd w:fill="FFFFFF"/>
+            <w:tcMar>
+              <w:top w:w="70" w:type="dxa"/>
+              <w:bottom w:w="70" w:type="dxa"/>
+              <w:left w:w="90" w:type="dxa"/>
+              <w:right w:w="90" w:type="dxa"/>
+            </w:tcMar>
+          </w:tcPr>
+          <w:p>
+            <w:r>
+              <w:rPr>
+                <w:rFonts w:ascii="Calibri" w:hAnsi="Calibri"/>
+                <w:color w:val="0F172A"/>
+                <w:sz w:val="17"/>
+              </w:rPr>
+              <w:t>Responsable (R)</w:t>
+            </w:r>
+          </w:p>
+        </w:tc>
+        <w:tc>
+          <w:tcPr>
+            <w:tcW w:type="dxa" w:w="1440"/>
+            <w:shd w:fill="FFFFFF"/>
+            <w:tcMar>
+              <w:top w:w="70" w:type="dxa"/>
+              <w:bottom w:w="70" w:type="dxa"/>
+              <w:left w:w="90" w:type="dxa"/>
+              <w:right w:w="90" w:type="dxa"/>
+            </w:tcMar>
+          </w:tcPr>
+          <w:p>
+            <w:r>
+              <w:rPr>
+                <w:rFonts w:ascii="Calibri" w:hAnsi="Calibri"/>
+                <w:color w:val="0F172A"/>
+                <w:sz w:val="17"/>
+              </w:rPr>
+              <w:t>Responsable (R)</w:t>
+            </w:r>
+          </w:p>
+        </w:tc>
+        <w:tc>
+          <w:tcPr>
+            <w:tcW w:type="dxa" w:w="1440"/>
+            <w:shd w:fill="FFFFFF"/>
+            <w:tcMar>
+              <w:top w:w="70" w:type="dxa"/>
+              <w:bottom w:w="70" w:type="dxa"/>
+              <w:left w:w="90" w:type="dxa"/>
+              <w:right w:w="90" w:type="dxa"/>
+            </w:tcMar>
+          </w:tcPr>
+          <w:p>
+            <w:r>
+              <w:rPr>
+                <w:rFonts w:ascii="Calibri" w:hAnsi="Calibri"/>
+                <w:color w:val="0F172A"/>
+                <w:sz w:val="17"/>
+              </w:rPr>
+              <w:t>Consultado (C)</w:t>
+            </w:r>
+          </w:p>
+        </w:tc>
+      </w:tr>
+      <w:tr>
+        <w:tc>
+          <w:tcPr>
+            <w:tcW w:type="dxa" w:w="3312"/>
+            <w:shd w:fill="F8FAFC"/>
+            <w:tcMar>
+              <w:top w:w="70" w:type="dxa"/>
+              <w:bottom w:w="70" w:type="dxa"/>
+              <w:left w:w="90" w:type="dxa"/>
+              <w:right w:w="90" w:type="dxa"/>
+            </w:tcMar>
+          </w:tcPr>
+          <w:p>
+            <w:r>
+              <w:rPr>
+                <w:rFonts w:ascii="Calibri" w:hAnsi="Calibri"/>
+                <w:b/>
+                <w:color w:val="1E3A8A"/>
+                <w:sz w:val="17"/>
+              </w:rPr>
+              <w:t>F4: Ejecución Iterativa (Sprints)</w:t>
+            </w:r>
+          </w:p>
+        </w:tc>
+        <w:tc>
+          <w:tcPr>
+            <w:tcW w:type="dxa" w:w="1440"/>
+            <w:shd w:fill="F8FAFC"/>
+            <w:tcMar>
+              <w:top w:w="70" w:type="dxa"/>
+              <w:bottom w:w="70" w:type="dxa"/>
+              <w:left w:w="90" w:type="dxa"/>
+              <w:right w:w="90" w:type="dxa"/>
+            </w:tcMar>
+          </w:tcPr>
+          <w:p>
+            <w:r>
+              <w:rPr>
+                <w:rFonts w:ascii="Calibri" w:hAnsi="Calibri"/>
+                <w:color w:val="0F172A"/>
+                <w:sz w:val="17"/>
+              </w:rPr>
+              <w:t>Informado (I)</w:t>
+            </w:r>
+          </w:p>
+        </w:tc>
+        <w:tc>
+          <w:tcPr>
+            <w:tcW w:type="dxa" w:w="1584"/>
+            <w:shd w:fill="F8FAFC"/>
+            <w:tcMar>
+              <w:top w:w="70" w:type="dxa"/>
+              <w:bottom w:w="70" w:type="dxa"/>
+              <w:left w:w="90" w:type="dxa"/>
+              <w:right w:w="90" w:type="dxa"/>
+            </w:tcMar>
+          </w:tcPr>
+          <w:p>
+            <w:r>
+              <w:rPr>
+                <w:rFonts w:ascii="Calibri" w:hAnsi="Calibri"/>
+                <w:color w:val="0F172A"/>
+                <w:sz w:val="17"/>
+              </w:rPr>
+              <w:t>Responsable (R)</w:t>
+            </w:r>
+          </w:p>
+        </w:tc>
+        <w:tc>
+          <w:tcPr>
+            <w:tcW w:type="dxa" w:w="1584"/>
+            <w:shd w:fill="F8FAFC"/>
+            <w:tcMar>
+              <w:top w:w="70" w:type="dxa"/>
+              <w:bottom w:w="70" w:type="dxa"/>
+              <w:left w:w="90" w:type="dxa"/>
+              <w:right w:w="90" w:type="dxa"/>
+            </w:tcMar>
+          </w:tcPr>
+          <w:p>
+            <w:r>
+              <w:rPr>
+                <w:rFonts w:ascii="Calibri" w:hAnsi="Calibri"/>
+                <w:color w:val="0F172A"/>
+                <w:sz w:val="17"/>
+              </w:rPr>
+              <w:t>Consultado (C)</w:t>
+            </w:r>
+          </w:p>
+        </w:tc>
+        <w:tc>
+          <w:tcPr>
+            <w:tcW w:type="dxa" w:w="1440"/>
+            <w:shd w:fill="F8FAFC"/>
+            <w:tcMar>
+              <w:top w:w="70" w:type="dxa"/>
+              <w:bottom w:w="70" w:type="dxa"/>
+              <w:left w:w="90" w:type="dxa"/>
+              <w:right w:w="90" w:type="dxa"/>
+            </w:tcMar>
+          </w:tcPr>
+          <w:p>
+            <w:r>
+              <w:rPr>
+                <w:rFonts w:ascii="Calibri" w:hAnsi="Calibri"/>
+                <w:color w:val="0F172A"/>
+                <w:sz w:val="17"/>
+              </w:rPr>
+              <w:t>Responsable (R)</w:t>
+            </w:r>
+          </w:p>
+        </w:tc>
+        <w:tc>
+          <w:tcPr>
+            <w:tcW w:type="dxa" w:w="1440"/>
+            <w:shd w:fill="F8FAFC"/>
+            <w:tcMar>
+              <w:top w:w="70" w:type="dxa"/>
+              <w:bottom w:w="70" w:type="dxa"/>
+              <w:left w:w="90" w:type="dxa"/>
+              <w:right w:w="90" w:type="dxa"/>
+            </w:tcMar>
+          </w:tcPr>
+          <w:p>
+            <w:r>
+              <w:rPr>
+                <w:rFonts w:ascii="Calibri" w:hAnsi="Calibri"/>
+                <w:color w:val="0F172A"/>
+                <w:sz w:val="17"/>
+              </w:rPr>
+              <w:t>Consultado (C)</w:t>
+            </w:r>
+          </w:p>
+        </w:tc>
+      </w:tr>
+      <w:tr>
+        <w:tc>
+          <w:tcPr>
+            <w:tcW w:type="dxa" w:w="3312"/>
+            <w:shd w:fill="FFFFFF"/>
+            <w:tcMar>
+              <w:top w:w="70" w:type="dxa"/>
+              <w:bottom w:w="70" w:type="dxa"/>
+              <w:left w:w="90" w:type="dxa"/>
+              <w:right w:w="90" w:type="dxa"/>
+            </w:tcMar>
+          </w:tcPr>
+          <w:p>
+            <w:r>
+              <w:rPr>
+                <w:rFonts w:ascii="Calibri" w:hAnsi="Calibri"/>
+                <w:b/>
+                <w:color w:val="1E3A8A"/>
+                <w:sz w:val="17"/>
+              </w:rPr>
+              <w:t>F5: Monitoreo y Auditoría IA</w:t>
+            </w:r>
+          </w:p>
+        </w:tc>
+        <w:tc>
+          <w:tcPr>
+            <w:tcW w:type="dxa" w:w="1440"/>
+            <w:shd w:fill="FFFFFF"/>
+            <w:tcMar>
+              <w:top w:w="70" w:type="dxa"/>
+              <w:bottom w:w="70" w:type="dxa"/>
+              <w:left w:w="90" w:type="dxa"/>
+              <w:right w:w="90" w:type="dxa"/>
+            </w:tcMar>
+          </w:tcPr>
+          <w:p>
+            <w:r>
+              <w:rPr>
+                <w:rFonts w:ascii="Calibri" w:hAnsi="Calibri"/>
+                <w:color w:val="0F172A"/>
+                <w:sz w:val="17"/>
+              </w:rPr>
+              <w:t>Consultado (C)</w:t>
+            </w:r>
+          </w:p>
+        </w:tc>
+        <w:tc>
+          <w:tcPr>
+            <w:tcW w:type="dxa" w:w="1584"/>
+            <w:shd w:fill="FFFFFF"/>
+            <w:tcMar>
+              <w:top w:w="70" w:type="dxa"/>
+              <w:bottom w:w="70" w:type="dxa"/>
+              <w:left w:w="90" w:type="dxa"/>
+              <w:right w:w="90" w:type="dxa"/>
+            </w:tcMar>
+          </w:tcPr>
+          <w:p>
+            <w:r>
+              <w:rPr>
+                <w:rFonts w:ascii="Calibri" w:hAnsi="Calibri"/>
+                <w:color w:val="0F172A"/>
+                <w:sz w:val="17"/>
+              </w:rPr>
+              <w:t>Responsable (R)</w:t>
+            </w:r>
+          </w:p>
+        </w:tc>
+        <w:tc>
+          <w:tcPr>
+            <w:tcW w:type="dxa" w:w="1584"/>
+            <w:shd w:fill="FFFFFF"/>
+            <w:tcMar>
+              <w:top w:w="70" w:type="dxa"/>
+              <w:bottom w:w="70" w:type="dxa"/>
+              <w:left w:w="90" w:type="dxa"/>
+              <w:right w:w="90" w:type="dxa"/>
+            </w:tcMar>
+          </w:tcPr>
+          <w:p>
+            <w:r>
+              <w:rPr>
+                <w:rFonts w:ascii="Calibri" w:hAnsi="Calibri"/>
+                <w:color w:val="0F172A"/>
+                <w:sz w:val="17"/>
+              </w:rPr>
+              <w:t>Consultado (C)</w:t>
+            </w:r>
+          </w:p>
+        </w:tc>
+        <w:tc>
+          <w:tcPr>
+            <w:tcW w:type="dxa" w:w="1440"/>
+            <w:shd w:fill="FFFFFF"/>
+            <w:tcMar>
+              <w:top w:w="70" w:type="dxa"/>
+              <w:bottom w:w="70" w:type="dxa"/>
+              <w:left w:w="90" w:type="dxa"/>
+              <w:right w:w="90" w:type="dxa"/>
+            </w:tcMar>
+          </w:tcPr>
+          <w:p>
+            <w:r>
+              <w:rPr>
+                <w:rFonts w:ascii="Calibri" w:hAnsi="Calibri"/>
+                <w:color w:val="0F172A"/>
+                <w:sz w:val="17"/>
+              </w:rPr>
+              <w:t>Consultado (C)</w:t>
+            </w:r>
+          </w:p>
+        </w:tc>
+        <w:tc>
+          <w:tcPr>
+            <w:tcW w:type="dxa" w:w="1440"/>
+            <w:shd w:fill="FFFFFF"/>
+            <w:tcMar>
+              <w:top w:w="70" w:type="dxa"/>
+              <w:bottom w:w="70" w:type="dxa"/>
+              <w:left w:w="90" w:type="dxa"/>
+              <w:right w:w="90" w:type="dxa"/>
+            </w:tcMar>
+          </w:tcPr>
+          <w:p>
+            <w:r>
+              <w:rPr>
+                <w:rFonts w:ascii="Calibri" w:hAnsi="Calibri"/>
+                <w:color w:val="0F172A"/>
+                <w:sz w:val="17"/>
+              </w:rPr>
+              <w:t>Responsable (R)</w:t>
+            </w:r>
+          </w:p>
+        </w:tc>
+      </w:tr>
+      <w:tr>
+        <w:tc>
+          <w:tcPr>
+            <w:tcW w:type="dxa" w:w="3312"/>
+            <w:shd w:fill="F8FAFC"/>
+            <w:tcMar>
+              <w:top w:w="70" w:type="dxa"/>
+              <w:bottom w:w="70" w:type="dxa"/>
+              <w:left w:w="90" w:type="dxa"/>
+              <w:right w:w="90" w:type="dxa"/>
+            </w:tcMar>
+          </w:tcPr>
+          <w:p>
+            <w:r>
+              <w:rPr>
+                <w:rFonts w:ascii="Calibri" w:hAnsi="Calibri"/>
+                <w:b/>
+                <w:color w:val="1E3A8A"/>
+                <w:sz w:val="17"/>
+              </w:rPr>
+              <w:t>F6: Mejora Continua (Kaizen)</w:t>
+            </w:r>
+          </w:p>
+        </w:tc>
+        <w:tc>
+          <w:tcPr>
+            <w:tcW w:type="dxa" w:w="1440"/>
+            <w:shd w:fill="F8FAFC"/>
+            <w:tcMar>
+              <w:top w:w="70" w:type="dxa"/>
+              <w:bottom w:w="70" w:type="dxa"/>
+              <w:left w:w="90" w:type="dxa"/>
+              <w:right w:w="90" w:type="dxa"/>
+            </w:tcMar>
+          </w:tcPr>
+          <w:p>
+            <w:r>
+              <w:rPr>
+                <w:rFonts w:ascii="Calibri" w:hAnsi="Calibri"/>
+                <w:color w:val="0F172A"/>
+                <w:sz w:val="17"/>
+              </w:rPr>
+              <w:t>Informado (I)</w:t>
+            </w:r>
+          </w:p>
+        </w:tc>
+        <w:tc>
+          <w:tcPr>
+            <w:tcW w:type="dxa" w:w="1584"/>
+            <w:shd w:fill="F8FAFC"/>
+            <w:tcMar>
+              <w:top w:w="70" w:type="dxa"/>
+              <w:bottom w:w="70" w:type="dxa"/>
+              <w:left w:w="90" w:type="dxa"/>
+              <w:right w:w="90" w:type="dxa"/>
+            </w:tcMar>
+          </w:tcPr>
+          <w:p>
+            <w:r>
+              <w:rPr>
+                <w:rFonts w:ascii="Calibri" w:hAnsi="Calibri"/>
+                <w:color w:val="0F172A"/>
+                <w:sz w:val="17"/>
+              </w:rPr>
+              <w:t>Responsable (R)</w:t>
+            </w:r>
+          </w:p>
+        </w:tc>
+        <w:tc>
+          <w:tcPr>
+            <w:tcW w:type="dxa" w:w="1584"/>
+            <w:shd w:fill="F8FAFC"/>
+            <w:tcMar>
+              <w:top w:w="70" w:type="dxa"/>
+              <w:bottom w:w="70" w:type="dxa"/>
+              <w:left w:w="90" w:type="dxa"/>
+              <w:right w:w="90" w:type="dxa"/>
+            </w:tcMar>
+          </w:tcPr>
+          <w:p>
+            <w:r>
+              <w:rPr>
+                <w:rFonts w:ascii="Calibri" w:hAnsi="Calibri"/>
+                <w:color w:val="0F172A"/>
+                <w:sz w:val="17"/>
+              </w:rPr>
+              <w:t>Responsable (R)</w:t>
+            </w:r>
+          </w:p>
+        </w:tc>
+        <w:tc>
+          <w:tcPr>
+            <w:tcW w:type="dxa" w:w="1440"/>
+            <w:shd w:fill="F8FAFC"/>
+            <w:tcMar>
+              <w:top w:w="70" w:type="dxa"/>
+              <w:bottom w:w="70" w:type="dxa"/>
+              <w:left w:w="90" w:type="dxa"/>
+              <w:right w:w="90" w:type="dxa"/>
+            </w:tcMar>
+          </w:tcPr>
+          <w:p>
+            <w:r>
+              <w:rPr>
+                <w:rFonts w:ascii="Calibri" w:hAnsi="Calibri"/>
+                <w:color w:val="0F172A"/>
+                <w:sz w:val="17"/>
+              </w:rPr>
+              <w:t>Consultado (C)</w:t>
+            </w:r>
+          </w:p>
+        </w:tc>
+        <w:tc>
+          <w:tcPr>
+            <w:tcW w:type="dxa" w:w="1440"/>
+            <w:shd w:fill="F8FAFC"/>
+            <w:tcMar>
+              <w:top w:w="70" w:type="dxa"/>
+              <w:bottom w:w="70" w:type="dxa"/>
+              <w:left w:w="90" w:type="dxa"/>
+              <w:right w:w="90" w:type="dxa"/>
+            </w:tcMar>
+          </w:tcPr>
+          <w:p>
+            <w:r>
+              <w:rPr>
+                <w:rFonts w:ascii="Calibri" w:hAnsi="Calibri"/>
+                <w:color w:val="0F172A"/>
+                <w:sz w:val="17"/>
+              </w:rPr>
+              <w:t>Responsable (R)</w:t>
+            </w:r>
+          </w:p>
+        </w:tc>
+      </w:tr>
+      <w:tr>
+        <w:tc>
+          <w:tcPr>
+            <w:tcW w:type="dxa" w:w="3312"/>
+            <w:shd w:fill="FFFFFF"/>
+            <w:tcMar>
+              <w:top w:w="70" w:type="dxa"/>
+              <w:bottom w:w="70" w:type="dxa"/>
+              <w:left w:w="90" w:type="dxa"/>
+              <w:right w:w="90" w:type="dxa"/>
+            </w:tcMar>
+          </w:tcPr>
+          <w:p>
+            <w:r>
+              <w:rPr>
+                <w:rFonts w:ascii="Calibri" w:hAnsi="Calibri"/>
+                <w:b/>
+                <w:color w:val="1E3A8A"/>
+                <w:sz w:val="17"/>
+              </w:rPr>
+              <w:t>F7: Cierre del Proyecto &amp; Traspaso</w:t>
+            </w:r>
+          </w:p>
+        </w:tc>
+        <w:tc>
+          <w:tcPr>
+            <w:tcW w:type="dxa" w:w="1440"/>
+            <w:shd w:fill="FFFFFF"/>
+            <w:tcMar>
+              <w:top w:w="70" w:type="dxa"/>
+              <w:bottom w:w="70" w:type="dxa"/>
+              <w:left w:w="90" w:type="dxa"/>
+              <w:right w:w="90" w:type="dxa"/>
+            </w:tcMar>
+          </w:tcPr>
+          <w:p>
+            <w:r>
+              <w:rPr>
+                <w:rFonts w:ascii="Calibri" w:hAnsi="Calibri"/>
+                <w:color w:val="0F172A"/>
+                <w:sz w:val="17"/>
+              </w:rPr>
+              <w:t>Aprobador (A)</w:t>
+            </w:r>
+          </w:p>
+        </w:tc>
+        <w:tc>
+          <w:tcPr>
+            <w:tcW w:type="dxa" w:w="1584"/>
+            <w:shd w:fill="FFFFFF"/>
+            <w:tcMar>
+              <w:top w:w="70" w:type="dxa"/>
+              <w:bottom w:w="70" w:type="dxa"/>
+              <w:left w:w="90" w:type="dxa"/>
+              <w:right w:w="90" w:type="dxa"/>
+            </w:tcMar>
+          </w:tcPr>
+          <w:p>
+            <w:r>
+              <w:rPr>
+                <w:rFonts w:ascii="Calibri" w:hAnsi="Calibri"/>
+                <w:color w:val="0F172A"/>
+                <w:sz w:val="17"/>
+              </w:rPr>
+              <w:t>Responsable (R)</w:t>
+            </w:r>
+          </w:p>
+        </w:tc>
+        <w:tc>
+          <w:tcPr>
+            <w:tcW w:type="dxa" w:w="1584"/>
+            <w:shd w:fill="FFFFFF"/>
+            <w:tcMar>
+              <w:top w:w="70" w:type="dxa"/>
+              <w:bottom w:w="70" w:type="dxa"/>
+              <w:left w:w="90" w:type="dxa"/>
+              <w:right w:w="90" w:type="dxa"/>
+            </w:tcMar>
+          </w:tcPr>
+          <w:p>
+            <w:r>
+              <w:rPr>
+                <w:rFonts w:ascii="Calibri" w:hAnsi="Calibri"/>
+                <w:color w:val="0F172A"/>
+                <w:sz w:val="17"/>
+              </w:rPr>
+              <w:t>Responsable (R)</w:t>
+            </w:r>
+          </w:p>
+        </w:tc>
+        <w:tc>
+          <w:tcPr>
+            <w:tcW w:type="dxa" w:w="1440"/>
+            <w:shd w:fill="FFFFFF"/>
+            <w:tcMar>
+              <w:top w:w="70" w:type="dxa"/>
+              <w:bottom w:w="70" w:type="dxa"/>
+              <w:left w:w="90" w:type="dxa"/>
+              <w:right w:w="90" w:type="dxa"/>
+            </w:tcMar>
+          </w:tcPr>
+          <w:p>
+            <w:r>
+              <w:rPr>
+                <w:rFonts w:ascii="Calibri" w:hAnsi="Calibri"/>
+                <w:color w:val="0F172A"/>
+                <w:sz w:val="17"/>
+              </w:rPr>
+              <w:t>Informado (I)</w:t>
+            </w:r>
+          </w:p>
+        </w:tc>
+        <w:tc>
+          <w:tcPr>
+            <w:tcW w:type="dxa" w:w="1440"/>
+            <w:shd w:fill="FFFFFF"/>
+            <w:tcMar>
+              <w:top w:w="70" w:type="dxa"/>
+              <w:bottom w:w="70" w:type="dxa"/>
+              <w:left w:w="90" w:type="dxa"/>
+              <w:right w:w="90" w:type="dxa"/>
+            </w:tcMar>
+          </w:tcPr>
+          <w:p>
+            <w:r>
+              <w:rPr>
+                <w:rFonts w:ascii="Calibri" w:hAnsi="Calibri"/>
+                <w:color w:val="0F172A"/>
+                <w:sz w:val="17"/>
+              </w:rPr>
+              <w:t>Responsable (R)</w:t>
             </w:r>
           </w:p>
         </w:tc>
@@ -800,28 +2101,46 @@
     </w:tbl>
     <w:p>
       <w:pPr>
-        <w:spacing w:before="280" w:after="120"/>
+        <w:spacing w:after="160"/>
+      </w:pPr>
+    </w:p>
+    <w:p>
+      <w:pPr>
+        <w:spacing w:before="280" w:after="100"/>
       </w:pPr>
       <w:r>
         <w:rPr>
           <w:rFonts w:ascii="Calibri" w:hAnsi="Calibri"/>
           <w:b/>
           <w:color w:val="1E3A8A"/>
-          <w:sz w:val="28"/>
+          <w:sz w:val="26"/>
         </w:rPr>
-        <w:t>3. El Ciclo de Vida Metodológico en 7 Fases</w:t>
+        <w:t>3. El Ciclo de Vida Metodológico en 7 Fases Corporativas</w:t>
       </w:r>
     </w:p>
     <w:p>
       <w:pPr>
-        <w:spacing w:after="100" w:line="276" w:lineRule="auto"/>
+        <w:spacing w:after="80" w:line="276" w:lineRule="auto"/>
+      </w:pPr>
+      <w:r>
+        <w:rPr>
+          <w:rFonts w:ascii="Calibri" w:hAnsi="Calibri"/>
+          <w:color w:val="0F172A"/>
+          <w:sz w:val="19"/>
+        </w:rPr>
+        <w:t>El estándar TEMIS estructura la gestión de cualquier iniciativa de procesos en 7 fases secuenciales y auditables:</w:t>
+      </w:r>
+    </w:p>
+    <w:p>
+      <w:pPr>
+        <w:spacing w:after="80" w:line="276" w:lineRule="auto"/>
       </w:pPr>
       <w:r>
         <w:rPr>
           <w:rFonts w:ascii="Calibri" w:hAnsi="Calibri"/>
           <w:b/>
           <w:color w:val="0F172A"/>
-          <w:sz w:val="20"/>
+          <w:sz w:val="19"/>
         </w:rPr>
         <w:t xml:space="preserve">• Fase 1: Diagnóstico Estratégico: </w:t>
       </w:r>
@@ -829,21 +2148,21 @@
         <w:rPr>
           <w:rFonts w:ascii="Calibri" w:hAnsi="Calibri"/>
           <w:color w:val="0F172A"/>
-          <w:sz w:val="20"/>
+          <w:sz w:val="19"/>
         </w:rPr>
-        <w:t>Entregables: Ficha de Diagnóstico, Matriz de Interesados y Justificación de Negocio. Foco: Identificación de ineficiencias en herramientas heredadas.</w:t>
+        <w:t>Identificación de problemas operativos, mapeo del flujo AS-IS, cálculo del costo financiero de licencias externas (Lucidchart) y análisis de viabilidad técnica.</w:t>
       </w:r>
     </w:p>
     <w:p>
       <w:pPr>
-        <w:spacing w:after="100" w:line="276" w:lineRule="auto"/>
+        <w:spacing w:after="80" w:line="276" w:lineRule="auto"/>
       </w:pPr>
       <w:r>
         <w:rPr>
           <w:rFonts w:ascii="Calibri" w:hAnsi="Calibri"/>
           <w:b/>
           <w:color w:val="0F172A"/>
-          <w:sz w:val="20"/>
+          <w:sz w:val="19"/>
         </w:rPr>
         <w:t xml:space="preserve">• Fase 2: Inicio del Proyecto: </w:t>
       </w:r>
@@ -851,21 +2170,21 @@
         <w:rPr>
           <w:rFonts w:ascii="Calibri" w:hAnsi="Calibri"/>
           <w:color w:val="0F172A"/>
-          <w:sz w:val="20"/>
+          <w:sz w:val="19"/>
         </w:rPr>
-        <w:t>Entregables: Project Charter Oficial, Matriz SIPOC Inicial y Asignación RACI. Foco: Delimitación clara del alcance.</w:t>
+        <w:t>Formalización del Project Charter, delimitación del alcance (In-Scope / Out-of-Scope), definición del Product Goal y registro de la matriz de interesados.</w:t>
       </w:r>
     </w:p>
     <w:p>
       <w:pPr>
-        <w:spacing w:after="100" w:line="276" w:lineRule="auto"/>
+        <w:spacing w:after="80" w:line="276" w:lineRule="auto"/>
       </w:pPr>
       <w:r>
         <w:rPr>
           <w:rFonts w:ascii="Calibri" w:hAnsi="Calibri"/>
           <w:b/>
           <w:color w:val="0F172A"/>
-          <w:sz w:val="20"/>
+          <w:sz w:val="19"/>
         </w:rPr>
         <w:t xml:space="preserve">• Fase 3: Planificación Híbrida: </w:t>
       </w:r>
@@ -873,21 +2192,21 @@
         <w:rPr>
           <w:rFonts w:ascii="Calibri" w:hAnsi="Calibri"/>
           <w:color w:val="0F172A"/>
-          <w:sz w:val="20"/>
+          <w:sz w:val="19"/>
         </w:rPr>
-        <w:t>Entregables: Diagrama BPMN Multi-Pestaña, Backlog Scrum Técnico 2026 y Matriz de Riesgos. Foco: Arquitectura y estimación.</w:t>
+        <w:t>Construcción del Backlog Técnico Scrum, estimación de Story Points, definición de arquitectura técnica, matriz de riesgos y acuerdos de nivel de servicio (SLA).</w:t>
       </w:r>
     </w:p>
     <w:p>
       <w:pPr>
-        <w:spacing w:after="100" w:line="276" w:lineRule="auto"/>
+        <w:spacing w:after="80" w:line="276" w:lineRule="auto"/>
       </w:pPr>
       <w:r>
         <w:rPr>
           <w:rFonts w:ascii="Calibri" w:hAnsi="Calibri"/>
           <w:b/>
           <w:color w:val="0F172A"/>
-          <w:sz w:val="20"/>
+          <w:sz w:val="19"/>
         </w:rPr>
         <w:t xml:space="preserve">• Fase 4: Ejecución Iterativa: </w:t>
       </w:r>
@@ -895,21 +2214,21 @@
         <w:rPr>
           <w:rFonts w:ascii="Calibri" w:hAnsi="Calibri"/>
           <w:color w:val="0F172A"/>
-          <w:sz w:val="20"/>
+          <w:sz w:val="19"/>
         </w:rPr>
-        <w:t>Entregables: Manual de Políticas y Procedimientos, Servicios Backend/UI y Daily Logs. Foco: Sprints técnicos de desarrollo y despliegue continuo.</w:t>
+        <w:t>Desarrollo de incrementos de software mediante Sprints de 2 a 4 semanas, Daily Logs de seguimiento técnico y generación de entregables de código.</w:t>
       </w:r>
     </w:p>
     <w:p>
       <w:pPr>
-        <w:spacing w:after="100" w:line="276" w:lineRule="auto"/>
+        <w:spacing w:after="80" w:line="276" w:lineRule="auto"/>
       </w:pPr>
       <w:r>
         <w:rPr>
           <w:rFonts w:ascii="Calibri" w:hAnsi="Calibri"/>
           <w:b/>
           <w:color w:val="0F172A"/>
-          <w:sz w:val="20"/>
+          <w:sz w:val="19"/>
         </w:rPr>
         <w:t xml:space="preserve">• Fase 5: Monitoreo y Control: </w:t>
       </w:r>
@@ -917,21 +2236,21 @@
         <w:rPr>
           <w:rFonts w:ascii="Calibri" w:hAnsi="Calibri"/>
           <w:color w:val="0F172A"/>
-          <w:sz w:val="20"/>
+          <w:sz w:val="19"/>
         </w:rPr>
-        <w:t>Entregables: Auditoría IA de Calidad (0-100), Reporte de Cumplimiento SLA y Pruebas UAT. Foco: Semáforo del proyecto y gestión de bloqueos.</w:t>
+        <w:t>Evaluación continua del semáforo del proyecto (Alcance, Tiempo, Costo, Calidad/UX), ejecución del Auditor IA de Procesos (0-100) y control estricto de solicitudes de cambio.</w:t>
       </w:r>
     </w:p>
     <w:p>
       <w:pPr>
-        <w:spacing w:after="100" w:line="276" w:lineRule="auto"/>
+        <w:spacing w:after="80" w:line="276" w:lineRule="auto"/>
       </w:pPr>
       <w:r>
         <w:rPr>
           <w:rFonts w:ascii="Calibri" w:hAnsi="Calibri"/>
           <w:b/>
           <w:color w:val="0F172A"/>
-          <w:sz w:val="20"/>
+          <w:sz w:val="19"/>
         </w:rPr>
         <w:t xml:space="preserve">• Fase 6: Mejora Continua: </w:t>
       </w:r>
@@ -939,21 +2258,21 @@
         <w:rPr>
           <w:rFonts w:ascii="Calibri" w:hAnsi="Calibri"/>
           <w:color w:val="0F172A"/>
-          <w:sz w:val="20"/>
+          <w:sz w:val="19"/>
         </w:rPr>
-        <w:t>Entregables: Plan de Ajustes Kaizen, Encuestas de Satisfacción y Métricas Operativas. Foco: Optimización continua de la suite.</w:t>
+        <w:t>Sesiones de retrospectiva post-sprint, optimización Kaizen de flujos y algoritmos de ruteo SVG Bézier, integración de feedback de analistas de negocio.</w:t>
       </w:r>
     </w:p>
     <w:p>
       <w:pPr>
-        <w:spacing w:after="100" w:line="276" w:lineRule="auto"/>
+        <w:spacing w:after="80" w:line="276" w:lineRule="auto"/>
       </w:pPr>
       <w:r>
         <w:rPr>
           <w:rFonts w:ascii="Calibri" w:hAnsi="Calibri"/>
           <w:b/>
           <w:color w:val="0F172A"/>
-          <w:sz w:val="20"/>
+          <w:sz w:val="19"/>
         </w:rPr>
         <w:t xml:space="preserve">• Fase 7: Cierre del Proyecto: </w:t>
       </w:r>
@@ -961,37 +2280,1594 @@
         <w:rPr>
           <w:rFonts w:ascii="Calibri" w:hAnsi="Calibri"/>
           <w:color w:val="0F172A"/>
-          <w:sz w:val="20"/>
+          <w:sz w:val="19"/>
         </w:rPr>
-        <w:t>Entregables: Acta de Cierre Aprobada, Paquete .temis.json Exportado y Lecciones Aprendidas. Foco: Traspaso a operaciones sostenibles.</w:t>
+        <w:t>Evaluación de captura de valor contra el Product Goal, firma del Acta de Cierre formal, exportación del paquete .temis.json y traspaso definitivo a operaciones.</w:t>
       </w:r>
     </w:p>
     <w:p>
       <w:pPr>
-        <w:spacing w:before="280" w:after="120"/>
+        <w:spacing w:before="280" w:after="100"/>
       </w:pPr>
       <w:r>
         <w:rPr>
           <w:rFonts w:ascii="Calibri" w:hAnsi="Calibri"/>
           <w:b/>
           <w:color w:val="1E3A8A"/>
-          <w:sz w:val="28"/>
+          <w:sz w:val="26"/>
         </w:rPr>
-        <w:t>4. Gestión de Riesgos y Control de Calidad</w:t>
+        <w:t>4. Matriz de Gestión de Riesgos y Estrategias de Mitigación</w:t>
+      </w:r>
+    </w:p>
+    <w:tbl>
+      <w:tblPr>
+        <w:tblW w:type="auto" w:w="0"/>
+        <w:jc w:val="center"/>
+        <w:tblLayout w:type="fixed"/>
+        <w:tblLook w:firstColumn="1" w:firstRow="1" w:lastColumn="0" w:lastRow="0" w:noHBand="0" w:noVBand="1" w:val="04A0"/>
+      </w:tblPr>
+      <w:tblGrid>
+        <w:gridCol w:w="1728"/>
+        <w:gridCol w:w="1728"/>
+        <w:gridCol w:w="1728"/>
+        <w:gridCol w:w="1728"/>
+        <w:gridCol w:w="1728"/>
+      </w:tblGrid>
+      <w:tr>
+        <w:tc>
+          <w:tcPr>
+            <w:tcW w:type="dxa" w:w="720"/>
+            <w:shd w:fill="1E3A8A"/>
+            <w:tcMar>
+              <w:top w:w="90" w:type="dxa"/>
+              <w:bottom w:w="90" w:type="dxa"/>
+              <w:left w:w="100" w:type="dxa"/>
+              <w:right w:w="100" w:type="dxa"/>
+            </w:tcMar>
+          </w:tcPr>
+          <w:p>
+            <w:r>
+              <w:rPr>
+                <w:rFonts w:ascii="Calibri" w:hAnsi="Calibri"/>
+                <w:b/>
+                <w:color w:val="FFFFFF"/>
+                <w:sz w:val="18"/>
+              </w:rPr>
+              <w:t>ID</w:t>
+            </w:r>
+          </w:p>
+        </w:tc>
+        <w:tc>
+          <w:tcPr>
+            <w:tcW w:type="dxa" w:w="3312"/>
+            <w:shd w:fill="1E3A8A"/>
+            <w:tcMar>
+              <w:top w:w="90" w:type="dxa"/>
+              <w:bottom w:w="90" w:type="dxa"/>
+              <w:left w:w="100" w:type="dxa"/>
+              <w:right w:w="100" w:type="dxa"/>
+            </w:tcMar>
+          </w:tcPr>
+          <w:p>
+            <w:r>
+              <w:rPr>
+                <w:rFonts w:ascii="Calibri" w:hAnsi="Calibri"/>
+                <w:b/>
+                <w:color w:val="FFFFFF"/>
+                <w:sz w:val="18"/>
+              </w:rPr>
+              <w:t>Riesgo Identificado</w:t>
+            </w:r>
+          </w:p>
+        </w:tc>
+        <w:tc>
+          <w:tcPr>
+            <w:tcW w:type="dxa" w:w="1728"/>
+            <w:shd w:fill="1E3A8A"/>
+            <w:tcMar>
+              <w:top w:w="90" w:type="dxa"/>
+              <w:bottom w:w="90" w:type="dxa"/>
+              <w:left w:w="100" w:type="dxa"/>
+              <w:right w:w="100" w:type="dxa"/>
+            </w:tcMar>
+          </w:tcPr>
+          <w:p>
+            <w:r>
+              <w:rPr>
+                <w:rFonts w:ascii="Calibri" w:hAnsi="Calibri"/>
+                <w:b/>
+                <w:color w:val="FFFFFF"/>
+                <w:sz w:val="18"/>
+              </w:rPr>
+              <w:t>Prob. / Impacto</w:t>
+            </w:r>
+          </w:p>
+        </w:tc>
+        <w:tc>
+          <w:tcPr>
+            <w:tcW w:type="dxa" w:w="3600"/>
+            <w:shd w:fill="1E3A8A"/>
+            <w:tcMar>
+              <w:top w:w="90" w:type="dxa"/>
+              <w:bottom w:w="90" w:type="dxa"/>
+              <w:left w:w="100" w:type="dxa"/>
+              <w:right w:w="100" w:type="dxa"/>
+            </w:tcMar>
+          </w:tcPr>
+          <w:p>
+            <w:r>
+              <w:rPr>
+                <w:rFonts w:ascii="Calibri" w:hAnsi="Calibri"/>
+                <w:b/>
+                <w:color w:val="FFFFFF"/>
+                <w:sz w:val="18"/>
+              </w:rPr>
+              <w:t>Estrategia de Mitigación</w:t>
+            </w:r>
+          </w:p>
+        </w:tc>
+        <w:tc>
+          <w:tcPr>
+            <w:tcW w:type="dxa" w:w="1440"/>
+            <w:shd w:fill="1E3A8A"/>
+            <w:tcMar>
+              <w:top w:w="90" w:type="dxa"/>
+              <w:bottom w:w="90" w:type="dxa"/>
+              <w:left w:w="100" w:type="dxa"/>
+              <w:right w:w="100" w:type="dxa"/>
+            </w:tcMar>
+          </w:tcPr>
+          <w:p>
+            <w:r>
+              <w:rPr>
+                <w:rFonts w:ascii="Calibri" w:hAnsi="Calibri"/>
+                <w:b/>
+                <w:color w:val="FFFFFF"/>
+                <w:sz w:val="18"/>
+              </w:rPr>
+              <w:t>Responsable</w:t>
+            </w:r>
+          </w:p>
+        </w:tc>
+      </w:tr>
+      <w:tr>
+        <w:tc>
+          <w:tcPr>
+            <w:tcW w:type="dxa" w:w="720"/>
+            <w:shd w:fill="FFFFFF"/>
+            <w:tcMar>
+              <w:top w:w="70" w:type="dxa"/>
+              <w:bottom w:w="70" w:type="dxa"/>
+              <w:left w:w="90" w:type="dxa"/>
+              <w:right w:w="90" w:type="dxa"/>
+            </w:tcMar>
+          </w:tcPr>
+          <w:p>
+            <w:r>
+              <w:rPr>
+                <w:rFonts w:ascii="Calibri" w:hAnsi="Calibri"/>
+                <w:b/>
+                <w:color w:val="1E3A8A"/>
+                <w:sz w:val="17"/>
+              </w:rPr>
+              <w:t>R-01</w:t>
+            </w:r>
+          </w:p>
+        </w:tc>
+        <w:tc>
+          <w:tcPr>
+            <w:tcW w:type="dxa" w:w="3312"/>
+            <w:shd w:fill="FFFFFF"/>
+            <w:tcMar>
+              <w:top w:w="70" w:type="dxa"/>
+              <w:bottom w:w="70" w:type="dxa"/>
+              <w:left w:w="90" w:type="dxa"/>
+              <w:right w:w="90" w:type="dxa"/>
+            </w:tcMar>
+          </w:tcPr>
+          <w:p>
+            <w:r>
+              <w:rPr>
+                <w:rFonts w:ascii="Calibri" w:hAnsi="Calibri"/>
+                <w:color w:val="0F172A"/>
+                <w:sz w:val="17"/>
+              </w:rPr>
+              <w:t>Resistencia de usuarios al cambio desde Lucidchart.</w:t>
+            </w:r>
+          </w:p>
+        </w:tc>
+        <w:tc>
+          <w:tcPr>
+            <w:tcW w:type="dxa" w:w="1728"/>
+            <w:shd w:fill="FFFFFF"/>
+            <w:tcMar>
+              <w:top w:w="70" w:type="dxa"/>
+              <w:bottom w:w="70" w:type="dxa"/>
+              <w:left w:w="90" w:type="dxa"/>
+              <w:right w:w="90" w:type="dxa"/>
+            </w:tcMar>
+          </w:tcPr>
+          <w:p>
+            <w:r>
+              <w:rPr>
+                <w:rFonts w:ascii="Calibri" w:hAnsi="Calibri"/>
+                <w:color w:val="0F172A"/>
+                <w:sz w:val="17"/>
+              </w:rPr>
+              <w:t>Media / Alto</w:t>
+            </w:r>
+          </w:p>
+        </w:tc>
+        <w:tc>
+          <w:tcPr>
+            <w:tcW w:type="dxa" w:w="3600"/>
+            <w:shd w:fill="FFFFFF"/>
+            <w:tcMar>
+              <w:top w:w="70" w:type="dxa"/>
+              <w:bottom w:w="70" w:type="dxa"/>
+              <w:left w:w="90" w:type="dxa"/>
+              <w:right w:w="90" w:type="dxa"/>
+            </w:tcMar>
+          </w:tcPr>
+          <w:p>
+            <w:r>
+              <w:rPr>
+                <w:rFonts w:ascii="Calibri" w:hAnsi="Calibri"/>
+                <w:color w:val="0F172A"/>
+                <w:sz w:val="17"/>
+              </w:rPr>
+              <w:t>Capacitaciones prácticas, interfaz gemela (Dock + Inspector) e importador 1-clic de Lucidchart.</w:t>
+            </w:r>
+          </w:p>
+        </w:tc>
+        <w:tc>
+          <w:tcPr>
+            <w:tcW w:type="dxa" w:w="1440"/>
+            <w:shd w:fill="FFFFFF"/>
+            <w:tcMar>
+              <w:top w:w="70" w:type="dxa"/>
+              <w:bottom w:w="70" w:type="dxa"/>
+              <w:left w:w="90" w:type="dxa"/>
+              <w:right w:w="90" w:type="dxa"/>
+            </w:tcMar>
+          </w:tcPr>
+          <w:p>
+            <w:r>
+              <w:rPr>
+                <w:rFonts w:ascii="Calibri" w:hAnsi="Calibri"/>
+                <w:color w:val="0F172A"/>
+                <w:sz w:val="17"/>
+              </w:rPr>
+              <w:t>PO / PM</w:t>
+            </w:r>
+          </w:p>
+        </w:tc>
+      </w:tr>
+      <w:tr>
+        <w:tc>
+          <w:tcPr>
+            <w:tcW w:type="dxa" w:w="720"/>
+            <w:shd w:fill="F8FAFC"/>
+            <w:tcMar>
+              <w:top w:w="70" w:type="dxa"/>
+              <w:bottom w:w="70" w:type="dxa"/>
+              <w:left w:w="90" w:type="dxa"/>
+              <w:right w:w="90" w:type="dxa"/>
+            </w:tcMar>
+          </w:tcPr>
+          <w:p>
+            <w:r>
+              <w:rPr>
+                <w:rFonts w:ascii="Calibri" w:hAnsi="Calibri"/>
+                <w:b/>
+                <w:color w:val="1E3A8A"/>
+                <w:sz w:val="17"/>
+              </w:rPr>
+              <w:t>R-02</w:t>
+            </w:r>
+          </w:p>
+        </w:tc>
+        <w:tc>
+          <w:tcPr>
+            <w:tcW w:type="dxa" w:w="3312"/>
+            <w:shd w:fill="F8FAFC"/>
+            <w:tcMar>
+              <w:top w:w="70" w:type="dxa"/>
+              <w:bottom w:w="70" w:type="dxa"/>
+              <w:left w:w="90" w:type="dxa"/>
+              <w:right w:w="90" w:type="dxa"/>
+            </w:tcMar>
+          </w:tcPr>
+          <w:p>
+            <w:r>
+              <w:rPr>
+                <w:rFonts w:ascii="Calibri" w:hAnsi="Calibri"/>
+                <w:color w:val="0F172A"/>
+                <w:sz w:val="17"/>
+              </w:rPr>
+              <w:t>Inconsistencias en generación de texto con IA (alucinación).</w:t>
+            </w:r>
+          </w:p>
+        </w:tc>
+        <w:tc>
+          <w:tcPr>
+            <w:tcW w:type="dxa" w:w="1728"/>
+            <w:shd w:fill="F8FAFC"/>
+            <w:tcMar>
+              <w:top w:w="70" w:type="dxa"/>
+              <w:bottom w:w="70" w:type="dxa"/>
+              <w:left w:w="90" w:type="dxa"/>
+              <w:right w:w="90" w:type="dxa"/>
+            </w:tcMar>
+          </w:tcPr>
+          <w:p>
+            <w:r>
+              <w:rPr>
+                <w:rFonts w:ascii="Calibri" w:hAnsi="Calibri"/>
+                <w:color w:val="0F172A"/>
+                <w:sz w:val="17"/>
+              </w:rPr>
+              <w:t>Baja / Medio</w:t>
+            </w:r>
+          </w:p>
+        </w:tc>
+        <w:tc>
+          <w:tcPr>
+            <w:tcW w:type="dxa" w:w="3600"/>
+            <w:shd w:fill="F8FAFC"/>
+            <w:tcMar>
+              <w:top w:w="70" w:type="dxa"/>
+              <w:bottom w:w="70" w:type="dxa"/>
+              <w:left w:w="90" w:type="dxa"/>
+              <w:right w:w="90" w:type="dxa"/>
+            </w:tcMar>
+          </w:tcPr>
+          <w:p>
+            <w:r>
+              <w:rPr>
+                <w:rFonts w:ascii="Calibri" w:hAnsi="Calibri"/>
+                <w:color w:val="0F172A"/>
+                <w:sz w:val="17"/>
+              </w:rPr>
+              <w:t>Implementación de Gemini 2.5 Flash con prompts rígidos basados estrictamente en la matriz SIPOC.</w:t>
+            </w:r>
+          </w:p>
+        </w:tc>
+        <w:tc>
+          <w:tcPr>
+            <w:tcW w:type="dxa" w:w="1440"/>
+            <w:shd w:fill="F8FAFC"/>
+            <w:tcMar>
+              <w:top w:w="70" w:type="dxa"/>
+              <w:bottom w:w="70" w:type="dxa"/>
+              <w:left w:w="90" w:type="dxa"/>
+              <w:right w:w="90" w:type="dxa"/>
+            </w:tcMar>
+          </w:tcPr>
+          <w:p>
+            <w:r>
+              <w:rPr>
+                <w:rFonts w:ascii="Calibri" w:hAnsi="Calibri"/>
+                <w:color w:val="0F172A"/>
+                <w:sz w:val="17"/>
+              </w:rPr>
+              <w:t>AI Specialist</w:t>
+            </w:r>
+          </w:p>
+        </w:tc>
+      </w:tr>
+      <w:tr>
+        <w:tc>
+          <w:tcPr>
+            <w:tcW w:type="dxa" w:w="720"/>
+            <w:shd w:fill="FFFFFF"/>
+            <w:tcMar>
+              <w:top w:w="70" w:type="dxa"/>
+              <w:bottom w:w="70" w:type="dxa"/>
+              <w:left w:w="90" w:type="dxa"/>
+              <w:right w:w="90" w:type="dxa"/>
+            </w:tcMar>
+          </w:tcPr>
+          <w:p>
+            <w:r>
+              <w:rPr>
+                <w:rFonts w:ascii="Calibri" w:hAnsi="Calibri"/>
+                <w:b/>
+                <w:color w:val="1E3A8A"/>
+                <w:sz w:val="17"/>
+              </w:rPr>
+              <w:t>R-03</w:t>
+            </w:r>
+          </w:p>
+        </w:tc>
+        <w:tc>
+          <w:tcPr>
+            <w:tcW w:type="dxa" w:w="3312"/>
+            <w:shd w:fill="FFFFFF"/>
+            <w:tcMar>
+              <w:top w:w="70" w:type="dxa"/>
+              <w:bottom w:w="70" w:type="dxa"/>
+              <w:left w:w="90" w:type="dxa"/>
+              <w:right w:w="90" w:type="dxa"/>
+            </w:tcMar>
+          </w:tcPr>
+          <w:p>
+            <w:r>
+              <w:rPr>
+                <w:rFonts w:ascii="Calibri" w:hAnsi="Calibri"/>
+                <w:color w:val="0F172A"/>
+                <w:sz w:val="17"/>
+              </w:rPr>
+              <w:t>Cuellos de botella en renderizado de diagramas gigantes (+500 nodos).</w:t>
+            </w:r>
+          </w:p>
+        </w:tc>
+        <w:tc>
+          <w:tcPr>
+            <w:tcW w:type="dxa" w:w="1728"/>
+            <w:shd w:fill="FFFFFF"/>
+            <w:tcMar>
+              <w:top w:w="70" w:type="dxa"/>
+              <w:bottom w:w="70" w:type="dxa"/>
+              <w:left w:w="90" w:type="dxa"/>
+              <w:right w:w="90" w:type="dxa"/>
+            </w:tcMar>
+          </w:tcPr>
+          <w:p>
+            <w:r>
+              <w:rPr>
+                <w:rFonts w:ascii="Calibri" w:hAnsi="Calibri"/>
+                <w:color w:val="0F172A"/>
+                <w:sz w:val="17"/>
+              </w:rPr>
+              <w:t>Baja / Alto</w:t>
+            </w:r>
+          </w:p>
+        </w:tc>
+        <w:tc>
+          <w:tcPr>
+            <w:tcW w:type="dxa" w:w="3600"/>
+            <w:shd w:fill="FFFFFF"/>
+            <w:tcMar>
+              <w:top w:w="70" w:type="dxa"/>
+              <w:bottom w:w="70" w:type="dxa"/>
+              <w:left w:w="90" w:type="dxa"/>
+              <w:right w:w="90" w:type="dxa"/>
+            </w:tcMar>
+          </w:tcPr>
+          <w:p>
+            <w:r>
+              <w:rPr>
+                <w:rFonts w:ascii="Calibri" w:hAnsi="Calibri"/>
+                <w:color w:val="0F172A"/>
+                <w:sz w:val="17"/>
+              </w:rPr>
+              <w:t>Virtualización de canvas SVG, optimización de árboles DOM y ruteo perimetral compilado.</w:t>
+            </w:r>
+          </w:p>
+        </w:tc>
+        <w:tc>
+          <w:tcPr>
+            <w:tcW w:type="dxa" w:w="1440"/>
+            <w:shd w:fill="FFFFFF"/>
+            <w:tcMar>
+              <w:top w:w="70" w:type="dxa"/>
+              <w:bottom w:w="70" w:type="dxa"/>
+              <w:left w:w="90" w:type="dxa"/>
+              <w:right w:w="90" w:type="dxa"/>
+            </w:tcMar>
+          </w:tcPr>
+          <w:p>
+            <w:r>
+              <w:rPr>
+                <w:rFonts w:ascii="Calibri" w:hAnsi="Calibri"/>
+                <w:color w:val="0F172A"/>
+                <w:sz w:val="17"/>
+              </w:rPr>
+              <w:t>Tech Lead</w:t>
+            </w:r>
+          </w:p>
+        </w:tc>
+      </w:tr>
+      <w:tr>
+        <w:tc>
+          <w:tcPr>
+            <w:tcW w:type="dxa" w:w="720"/>
+            <w:shd w:fill="F8FAFC"/>
+            <w:tcMar>
+              <w:top w:w="70" w:type="dxa"/>
+              <w:bottom w:w="70" w:type="dxa"/>
+              <w:left w:w="90" w:type="dxa"/>
+              <w:right w:w="90" w:type="dxa"/>
+            </w:tcMar>
+          </w:tcPr>
+          <w:p>
+            <w:r>
+              <w:rPr>
+                <w:rFonts w:ascii="Calibri" w:hAnsi="Calibri"/>
+                <w:b/>
+                <w:color w:val="1E3A8A"/>
+                <w:sz w:val="17"/>
+              </w:rPr>
+              <w:t>R-04</w:t>
+            </w:r>
+          </w:p>
+        </w:tc>
+        <w:tc>
+          <w:tcPr>
+            <w:tcW w:type="dxa" w:w="3312"/>
+            <w:shd w:fill="F8FAFC"/>
+            <w:tcMar>
+              <w:top w:w="70" w:type="dxa"/>
+              <w:bottom w:w="70" w:type="dxa"/>
+              <w:left w:w="90" w:type="dxa"/>
+              <w:right w:w="90" w:type="dxa"/>
+            </w:tcMar>
+          </w:tcPr>
+          <w:p>
+            <w:r>
+              <w:rPr>
+                <w:rFonts w:ascii="Calibri" w:hAnsi="Calibri"/>
+                <w:color w:val="0F172A"/>
+                <w:sz w:val="17"/>
+              </w:rPr>
+              <w:t>Pérdida de datos por desconexión en clientes web.</w:t>
+            </w:r>
+          </w:p>
+        </w:tc>
+        <w:tc>
+          <w:tcPr>
+            <w:tcW w:type="dxa" w:w="1728"/>
+            <w:shd w:fill="F8FAFC"/>
+            <w:tcMar>
+              <w:top w:w="70" w:type="dxa"/>
+              <w:bottom w:w="70" w:type="dxa"/>
+              <w:left w:w="90" w:type="dxa"/>
+              <w:right w:w="90" w:type="dxa"/>
+            </w:tcMar>
+          </w:tcPr>
+          <w:p>
+            <w:r>
+              <w:rPr>
+                <w:rFonts w:ascii="Calibri" w:hAnsi="Calibri"/>
+                <w:color w:val="0F172A"/>
+                <w:sz w:val="17"/>
+              </w:rPr>
+              <w:t>Media / Alto</w:t>
+            </w:r>
+          </w:p>
+        </w:tc>
+        <w:tc>
+          <w:tcPr>
+            <w:tcW w:type="dxa" w:w="3600"/>
+            <w:shd w:fill="F8FAFC"/>
+            <w:tcMar>
+              <w:top w:w="70" w:type="dxa"/>
+              <w:bottom w:w="70" w:type="dxa"/>
+              <w:left w:w="90" w:type="dxa"/>
+              <w:right w:w="90" w:type="dxa"/>
+            </w:tcMar>
+          </w:tcPr>
+          <w:p>
+            <w:r>
+              <w:rPr>
+                <w:rFonts w:ascii="Calibri" w:hAnsi="Calibri"/>
+                <w:color w:val="0F172A"/>
+                <w:sz w:val="17"/>
+              </w:rPr>
+              <w:t>Mecanismo de auto-guardado reactivo (debounced 2s) en PostgreSQL y exportación .temis.json local.</w:t>
+            </w:r>
+          </w:p>
+        </w:tc>
+        <w:tc>
+          <w:tcPr>
+            <w:tcW w:type="dxa" w:w="1440"/>
+            <w:shd w:fill="F8FAFC"/>
+            <w:tcMar>
+              <w:top w:w="70" w:type="dxa"/>
+              <w:bottom w:w="70" w:type="dxa"/>
+              <w:left w:w="90" w:type="dxa"/>
+              <w:right w:w="90" w:type="dxa"/>
+            </w:tcMar>
+          </w:tcPr>
+          <w:p>
+            <w:r>
+              <w:rPr>
+                <w:rFonts w:ascii="Calibri" w:hAnsi="Calibri"/>
+                <w:color w:val="0F172A"/>
+                <w:sz w:val="17"/>
+              </w:rPr>
+              <w:t>Tech Lead</w:t>
+            </w:r>
+          </w:p>
+        </w:tc>
+      </w:tr>
+      <w:tr>
+        <w:tc>
+          <w:tcPr>
+            <w:tcW w:type="dxa" w:w="720"/>
+            <w:shd w:fill="FFFFFF"/>
+            <w:tcMar>
+              <w:top w:w="70" w:type="dxa"/>
+              <w:bottom w:w="70" w:type="dxa"/>
+              <w:left w:w="90" w:type="dxa"/>
+              <w:right w:w="90" w:type="dxa"/>
+            </w:tcMar>
+          </w:tcPr>
+          <w:p>
+            <w:r>
+              <w:rPr>
+                <w:rFonts w:ascii="Calibri" w:hAnsi="Calibri"/>
+                <w:b/>
+                <w:color w:val="1E3A8A"/>
+                <w:sz w:val="17"/>
+              </w:rPr>
+              <w:t>R-05</w:t>
+            </w:r>
+          </w:p>
+        </w:tc>
+        <w:tc>
+          <w:tcPr>
+            <w:tcW w:type="dxa" w:w="3312"/>
+            <w:shd w:fill="FFFFFF"/>
+            <w:tcMar>
+              <w:top w:w="70" w:type="dxa"/>
+              <w:bottom w:w="70" w:type="dxa"/>
+              <w:left w:w="90" w:type="dxa"/>
+              <w:right w:w="90" w:type="dxa"/>
+            </w:tcMar>
+          </w:tcPr>
+          <w:p>
+            <w:r>
+              <w:rPr>
+                <w:rFonts w:ascii="Calibri" w:hAnsi="Calibri"/>
+                <w:color w:val="0F172A"/>
+                <w:sz w:val="17"/>
+              </w:rPr>
+              <w:t>Falta de estandarización en nombres de sistemas (ej. Chronos/ERP).</w:t>
+            </w:r>
+          </w:p>
+        </w:tc>
+        <w:tc>
+          <w:tcPr>
+            <w:tcW w:type="dxa" w:w="1728"/>
+            <w:shd w:fill="FFFFFF"/>
+            <w:tcMar>
+              <w:top w:w="70" w:type="dxa"/>
+              <w:bottom w:w="70" w:type="dxa"/>
+              <w:left w:w="90" w:type="dxa"/>
+              <w:right w:w="90" w:type="dxa"/>
+            </w:tcMar>
+          </w:tcPr>
+          <w:p>
+            <w:r>
+              <w:rPr>
+                <w:rFonts w:ascii="Calibri" w:hAnsi="Calibri"/>
+                <w:color w:val="0F172A"/>
+                <w:sz w:val="17"/>
+              </w:rPr>
+              <w:t>Media / Medio</w:t>
+            </w:r>
+          </w:p>
+        </w:tc>
+        <w:tc>
+          <w:tcPr>
+            <w:tcW w:type="dxa" w:w="3600"/>
+            <w:shd w:fill="FFFFFF"/>
+            <w:tcMar>
+              <w:top w:w="70" w:type="dxa"/>
+              <w:bottom w:w="70" w:type="dxa"/>
+              <w:left w:w="90" w:type="dxa"/>
+              <w:right w:w="90" w:type="dxa"/>
+            </w:tcMar>
+          </w:tcPr>
+          <w:p>
+            <w:r>
+              <w:rPr>
+                <w:rFonts w:ascii="Calibri" w:hAnsi="Calibri"/>
+                <w:color w:val="0F172A"/>
+                <w:sz w:val="17"/>
+              </w:rPr>
+              <w:t>Catálogo cerrado de sistemas y canales en el Dock izquierdo y validación automática del Auditor IA.</w:t>
+            </w:r>
+          </w:p>
+        </w:tc>
+        <w:tc>
+          <w:tcPr>
+            <w:tcW w:type="dxa" w:w="1440"/>
+            <w:shd w:fill="FFFFFF"/>
+            <w:tcMar>
+              <w:top w:w="70" w:type="dxa"/>
+              <w:bottom w:w="70" w:type="dxa"/>
+              <w:left w:w="90" w:type="dxa"/>
+              <w:right w:w="90" w:type="dxa"/>
+            </w:tcMar>
+          </w:tcPr>
+          <w:p>
+            <w:r>
+              <w:rPr>
+                <w:rFonts w:ascii="Calibri" w:hAnsi="Calibri"/>
+                <w:color w:val="0F172A"/>
+                <w:sz w:val="17"/>
+              </w:rPr>
+              <w:t>Process QA</w:t>
+            </w:r>
+          </w:p>
+        </w:tc>
+      </w:tr>
+    </w:tbl>
+    <w:p>
+      <w:pPr>
+        <w:spacing w:after="160"/>
+      </w:pPr>
+    </w:p>
+    <w:p>
+      <w:pPr>
+        <w:spacing w:before="280" w:after="100"/>
+      </w:pPr>
+      <w:r>
+        <w:rPr>
+          <w:rFonts w:ascii="Calibri" w:hAnsi="Calibri"/>
+          <w:b/>
+          <w:color w:val="1E3A8A"/>
+          <w:sz w:val="26"/>
+        </w:rPr>
+        <w:t>5. Estándar de Calidad Six Sigma y Reglas del Auditor de Procesos (0-100)</w:t>
       </w:r>
     </w:p>
     <w:p>
       <w:pPr>
-        <w:spacing w:after="100" w:line="276" w:lineRule="auto"/>
+        <w:spacing w:after="80" w:line="276" w:lineRule="auto"/>
       </w:pPr>
       <w:r>
         <w:rPr>
           <w:rFonts w:ascii="Calibri" w:hAnsi="Calibri"/>
           <w:color w:val="0F172A"/>
-          <w:sz w:val="20"/>
+          <w:sz w:val="19"/>
         </w:rPr>
-        <w:t>El marco de trabajo estipula la auditoría continua de procesos a través del motor inteligente de TEMIS, evaluando 4 dimensiones críticas: (1) Integridad de puntos de inicio/fin, (2) Completitud de compuertas de decisión Sí/No, (3) Asignación obligatoria de sistemas (Chronos/ERP) y canales (WhatsApp/Bria), y (4) Trazabilidad de entradas/salidas en la matriz SIPOC.</w:t>
+        <w:t>El motor inteligente de TEMIS califica automáticamente la salud de cualquier diagrama en tiempo real basándose en 10 reglas deterministas de calidad:</w:t>
       </w:r>
+    </w:p>
+    <w:tbl>
+      <w:tblPr>
+        <w:tblW w:type="auto" w:w="0"/>
+        <w:jc w:val="center"/>
+        <w:tblLayout w:type="fixed"/>
+        <w:tblLook w:firstColumn="1" w:firstRow="1" w:lastColumn="0" w:lastRow="0" w:noHBand="0" w:noVBand="1" w:val="04A0"/>
+      </w:tblPr>
+      <w:tblGrid>
+        <w:gridCol w:w="2160"/>
+        <w:gridCol w:w="2160"/>
+        <w:gridCol w:w="2160"/>
+        <w:gridCol w:w="2160"/>
+      </w:tblGrid>
+      <w:tr>
+        <w:tc>
+          <w:tcPr>
+            <w:tcW w:type="dxa" w:w="864"/>
+            <w:shd w:fill="1E3A8A"/>
+            <w:tcMar>
+              <w:top w:w="90" w:type="dxa"/>
+              <w:bottom w:w="90" w:type="dxa"/>
+              <w:left w:w="100" w:type="dxa"/>
+              <w:right w:w="100" w:type="dxa"/>
+            </w:tcMar>
+          </w:tcPr>
+          <w:p>
+            <w:r>
+              <w:rPr>
+                <w:rFonts w:ascii="Calibri" w:hAnsi="Calibri"/>
+                <w:b/>
+                <w:color w:val="FFFFFF"/>
+                <w:sz w:val="18"/>
+              </w:rPr>
+              <w:t>Regla</w:t>
+            </w:r>
+          </w:p>
+        </w:tc>
+        <w:tc>
+          <w:tcPr>
+            <w:tcW w:type="dxa" w:w="4896"/>
+            <w:shd w:fill="1E3A8A"/>
+            <w:tcMar>
+              <w:top w:w="90" w:type="dxa"/>
+              <w:bottom w:w="90" w:type="dxa"/>
+              <w:left w:w="100" w:type="dxa"/>
+              <w:right w:w="100" w:type="dxa"/>
+            </w:tcMar>
+          </w:tcPr>
+          <w:p>
+            <w:r>
+              <w:rPr>
+                <w:rFonts w:ascii="Calibri" w:hAnsi="Calibri"/>
+                <w:b/>
+                <w:color w:val="FFFFFF"/>
+                <w:sz w:val="18"/>
+              </w:rPr>
+              <w:t>Criterio de Validación</w:t>
+            </w:r>
+          </w:p>
+        </w:tc>
+        <w:tc>
+          <w:tcPr>
+            <w:tcW w:type="dxa" w:w="1584"/>
+            <w:shd w:fill="1E3A8A"/>
+            <w:tcMar>
+              <w:top w:w="90" w:type="dxa"/>
+              <w:bottom w:w="90" w:type="dxa"/>
+              <w:left w:w="100" w:type="dxa"/>
+              <w:right w:w="100" w:type="dxa"/>
+            </w:tcMar>
+          </w:tcPr>
+          <w:p>
+            <w:r>
+              <w:rPr>
+                <w:rFonts w:ascii="Calibri" w:hAnsi="Calibri"/>
+                <w:b/>
+                <w:color w:val="FFFFFF"/>
+                <w:sz w:val="18"/>
+              </w:rPr>
+              <w:t>Penalización</w:t>
+            </w:r>
+          </w:p>
+        </w:tc>
+        <w:tc>
+          <w:tcPr>
+            <w:tcW w:type="dxa" w:w="3456"/>
+            <w:shd w:fill="1E3A8A"/>
+            <w:tcMar>
+              <w:top w:w="90" w:type="dxa"/>
+              <w:bottom w:w="90" w:type="dxa"/>
+              <w:left w:w="100" w:type="dxa"/>
+              <w:right w:w="100" w:type="dxa"/>
+            </w:tcMar>
+          </w:tcPr>
+          <w:p>
+            <w:r>
+              <w:rPr>
+                <w:rFonts w:ascii="Calibri" w:hAnsi="Calibri"/>
+                <w:b/>
+                <w:color w:val="FFFFFF"/>
+                <w:sz w:val="18"/>
+              </w:rPr>
+              <w:t>Impacto Six Sigma</w:t>
+            </w:r>
+          </w:p>
+        </w:tc>
+      </w:tr>
+      <w:tr>
+        <w:tc>
+          <w:tcPr>
+            <w:tcW w:type="dxa" w:w="864"/>
+            <w:shd w:fill="FFFFFF"/>
+            <w:tcMar>
+              <w:top w:w="70" w:type="dxa"/>
+              <w:bottom w:w="70" w:type="dxa"/>
+              <w:left w:w="90" w:type="dxa"/>
+              <w:right w:w="90" w:type="dxa"/>
+            </w:tcMar>
+          </w:tcPr>
+          <w:p>
+            <w:r>
+              <w:rPr>
+                <w:rFonts w:ascii="Calibri" w:hAnsi="Calibri"/>
+                <w:b/>
+                <w:color w:val="1E3A8A"/>
+                <w:sz w:val="17"/>
+              </w:rPr>
+              <w:t>R-01</w:t>
+            </w:r>
+          </w:p>
+        </w:tc>
+        <w:tc>
+          <w:tcPr>
+            <w:tcW w:type="dxa" w:w="4896"/>
+            <w:shd w:fill="FFFFFF"/>
+            <w:tcMar>
+              <w:top w:w="70" w:type="dxa"/>
+              <w:bottom w:w="70" w:type="dxa"/>
+              <w:left w:w="90" w:type="dxa"/>
+              <w:right w:w="90" w:type="dxa"/>
+            </w:tcMar>
+          </w:tcPr>
+          <w:p>
+            <w:r>
+              <w:rPr>
+                <w:rFonts w:ascii="Calibri" w:hAnsi="Calibri"/>
+                <w:color w:val="0F172A"/>
+                <w:sz w:val="17"/>
+              </w:rPr>
+              <w:t>Presencia obligatoria de exactamente 1 Nodo de Inicio (Circle-Play)</w:t>
+            </w:r>
+          </w:p>
+        </w:tc>
+        <w:tc>
+          <w:tcPr>
+            <w:tcW w:type="dxa" w:w="1584"/>
+            <w:shd w:fill="FFFFFF"/>
+            <w:tcMar>
+              <w:top w:w="70" w:type="dxa"/>
+              <w:bottom w:w="70" w:type="dxa"/>
+              <w:left w:w="90" w:type="dxa"/>
+              <w:right w:w="90" w:type="dxa"/>
+            </w:tcMar>
+          </w:tcPr>
+          <w:p>
+            <w:r>
+              <w:rPr>
+                <w:rFonts w:ascii="Calibri" w:hAnsi="Calibri"/>
+                <w:color w:val="0F172A"/>
+                <w:sz w:val="17"/>
+              </w:rPr>
+              <w:t>-25 pts</w:t>
+            </w:r>
+          </w:p>
+        </w:tc>
+        <w:tc>
+          <w:tcPr>
+            <w:tcW w:type="dxa" w:w="3456"/>
+            <w:shd w:fill="FFFFFF"/>
+            <w:tcMar>
+              <w:top w:w="70" w:type="dxa"/>
+              <w:bottom w:w="70" w:type="dxa"/>
+              <w:left w:w="90" w:type="dxa"/>
+              <w:right w:w="90" w:type="dxa"/>
+            </w:tcMar>
+          </w:tcPr>
+          <w:p>
+            <w:r>
+              <w:rPr>
+                <w:rFonts w:ascii="Calibri" w:hAnsi="Calibri"/>
+                <w:color w:val="0F172A"/>
+                <w:sz w:val="17"/>
+              </w:rPr>
+              <w:t>Crítico: Proceso sin detonador claro.</w:t>
+            </w:r>
+          </w:p>
+        </w:tc>
+      </w:tr>
+      <w:tr>
+        <w:tc>
+          <w:tcPr>
+            <w:tcW w:type="dxa" w:w="864"/>
+            <w:shd w:fill="F8FAFC"/>
+            <w:tcMar>
+              <w:top w:w="70" w:type="dxa"/>
+              <w:bottom w:w="70" w:type="dxa"/>
+              <w:left w:w="90" w:type="dxa"/>
+              <w:right w:w="90" w:type="dxa"/>
+            </w:tcMar>
+          </w:tcPr>
+          <w:p>
+            <w:r>
+              <w:rPr>
+                <w:rFonts w:ascii="Calibri" w:hAnsi="Calibri"/>
+                <w:b/>
+                <w:color w:val="1E3A8A"/>
+                <w:sz w:val="17"/>
+              </w:rPr>
+              <w:t>R-02</w:t>
+            </w:r>
+          </w:p>
+        </w:tc>
+        <w:tc>
+          <w:tcPr>
+            <w:tcW w:type="dxa" w:w="4896"/>
+            <w:shd w:fill="F8FAFC"/>
+            <w:tcMar>
+              <w:top w:w="70" w:type="dxa"/>
+              <w:bottom w:w="70" w:type="dxa"/>
+              <w:left w:w="90" w:type="dxa"/>
+              <w:right w:w="90" w:type="dxa"/>
+            </w:tcMar>
+          </w:tcPr>
+          <w:p>
+            <w:r>
+              <w:rPr>
+                <w:rFonts w:ascii="Calibri" w:hAnsi="Calibri"/>
+                <w:color w:val="0F172A"/>
+                <w:sz w:val="17"/>
+              </w:rPr>
+              <w:t>Presencia de al menos 1 Nodo de Fin (Circle-Stop)</w:t>
+            </w:r>
+          </w:p>
+        </w:tc>
+        <w:tc>
+          <w:tcPr>
+            <w:tcW w:type="dxa" w:w="1584"/>
+            <w:shd w:fill="F8FAFC"/>
+            <w:tcMar>
+              <w:top w:w="70" w:type="dxa"/>
+              <w:bottom w:w="70" w:type="dxa"/>
+              <w:left w:w="90" w:type="dxa"/>
+              <w:right w:w="90" w:type="dxa"/>
+            </w:tcMar>
+          </w:tcPr>
+          <w:p>
+            <w:r>
+              <w:rPr>
+                <w:rFonts w:ascii="Calibri" w:hAnsi="Calibri"/>
+                <w:color w:val="0F172A"/>
+                <w:sz w:val="17"/>
+              </w:rPr>
+              <w:t>-20 pts</w:t>
+            </w:r>
+          </w:p>
+        </w:tc>
+        <w:tc>
+          <w:tcPr>
+            <w:tcW w:type="dxa" w:w="3456"/>
+            <w:shd w:fill="F8FAFC"/>
+            <w:tcMar>
+              <w:top w:w="70" w:type="dxa"/>
+              <w:bottom w:w="70" w:type="dxa"/>
+              <w:left w:w="90" w:type="dxa"/>
+              <w:right w:w="90" w:type="dxa"/>
+            </w:tcMar>
+          </w:tcPr>
+          <w:p>
+            <w:r>
+              <w:rPr>
+                <w:rFonts w:ascii="Calibri" w:hAnsi="Calibri"/>
+                <w:color w:val="0F172A"/>
+                <w:sz w:val="17"/>
+              </w:rPr>
+              <w:t>Crítico: Flujo infinito o inconcluso.</w:t>
+            </w:r>
+          </w:p>
+        </w:tc>
+      </w:tr>
+      <w:tr>
+        <w:tc>
+          <w:tcPr>
+            <w:tcW w:type="dxa" w:w="864"/>
+            <w:shd w:fill="FFFFFF"/>
+            <w:tcMar>
+              <w:top w:w="70" w:type="dxa"/>
+              <w:bottom w:w="70" w:type="dxa"/>
+              <w:left w:w="90" w:type="dxa"/>
+              <w:right w:w="90" w:type="dxa"/>
+            </w:tcMar>
+          </w:tcPr>
+          <w:p>
+            <w:r>
+              <w:rPr>
+                <w:rFonts w:ascii="Calibri" w:hAnsi="Calibri"/>
+                <w:b/>
+                <w:color w:val="1E3A8A"/>
+                <w:sz w:val="17"/>
+              </w:rPr>
+              <w:t>R-03</w:t>
+            </w:r>
+          </w:p>
+        </w:tc>
+        <w:tc>
+          <w:tcPr>
+            <w:tcW w:type="dxa" w:w="4896"/>
+            <w:shd w:fill="FFFFFF"/>
+            <w:tcMar>
+              <w:top w:w="70" w:type="dxa"/>
+              <w:bottom w:w="70" w:type="dxa"/>
+              <w:left w:w="90" w:type="dxa"/>
+              <w:right w:w="90" w:type="dxa"/>
+            </w:tcMar>
+          </w:tcPr>
+          <w:p>
+            <w:r>
+              <w:rPr>
+                <w:rFonts w:ascii="Calibri" w:hAnsi="Calibri"/>
+                <w:color w:val="0F172A"/>
+                <w:sz w:val="17"/>
+              </w:rPr>
+              <w:t>Compuertas de decisión (Rombos) deben tener al menos 2 salidas (Sí/No)</w:t>
+            </w:r>
+          </w:p>
+        </w:tc>
+        <w:tc>
+          <w:tcPr>
+            <w:tcW w:type="dxa" w:w="1584"/>
+            <w:shd w:fill="FFFFFF"/>
+            <w:tcMar>
+              <w:top w:w="70" w:type="dxa"/>
+              <w:bottom w:w="70" w:type="dxa"/>
+              <w:left w:w="90" w:type="dxa"/>
+              <w:right w:w="90" w:type="dxa"/>
+            </w:tcMar>
+          </w:tcPr>
+          <w:p>
+            <w:r>
+              <w:rPr>
+                <w:rFonts w:ascii="Calibri" w:hAnsi="Calibri"/>
+                <w:color w:val="0F172A"/>
+                <w:sz w:val="17"/>
+              </w:rPr>
+              <w:t>-15 pts c/u</w:t>
+            </w:r>
+          </w:p>
+        </w:tc>
+        <w:tc>
+          <w:tcPr>
+            <w:tcW w:type="dxa" w:w="3456"/>
+            <w:shd w:fill="FFFFFF"/>
+            <w:tcMar>
+              <w:top w:w="70" w:type="dxa"/>
+              <w:bottom w:w="70" w:type="dxa"/>
+              <w:left w:w="90" w:type="dxa"/>
+              <w:right w:w="90" w:type="dxa"/>
+            </w:tcMar>
+          </w:tcPr>
+          <w:p>
+            <w:r>
+              <w:rPr>
+                <w:rFonts w:ascii="Calibri" w:hAnsi="Calibri"/>
+                <w:color w:val="0F172A"/>
+                <w:sz w:val="17"/>
+              </w:rPr>
+              <w:t>Grave: Decisión ciega sin camino alterno.</w:t>
+            </w:r>
+          </w:p>
+        </w:tc>
+      </w:tr>
+      <w:tr>
+        <w:tc>
+          <w:tcPr>
+            <w:tcW w:type="dxa" w:w="864"/>
+            <w:shd w:fill="F8FAFC"/>
+            <w:tcMar>
+              <w:top w:w="70" w:type="dxa"/>
+              <w:bottom w:w="70" w:type="dxa"/>
+              <w:left w:w="90" w:type="dxa"/>
+              <w:right w:w="90" w:type="dxa"/>
+            </w:tcMar>
+          </w:tcPr>
+          <w:p>
+            <w:r>
+              <w:rPr>
+                <w:rFonts w:ascii="Calibri" w:hAnsi="Calibri"/>
+                <w:b/>
+                <w:color w:val="1E3A8A"/>
+                <w:sz w:val="17"/>
+              </w:rPr>
+              <w:t>R-04</w:t>
+            </w:r>
+          </w:p>
+        </w:tc>
+        <w:tc>
+          <w:tcPr>
+            <w:tcW w:type="dxa" w:w="4896"/>
+            <w:shd w:fill="F8FAFC"/>
+            <w:tcMar>
+              <w:top w:w="70" w:type="dxa"/>
+              <w:bottom w:w="70" w:type="dxa"/>
+              <w:left w:w="90" w:type="dxa"/>
+              <w:right w:w="90" w:type="dxa"/>
+            </w:tcMar>
+          </w:tcPr>
+          <w:p>
+            <w:r>
+              <w:rPr>
+                <w:rFonts w:ascii="Calibri" w:hAnsi="Calibri"/>
+                <w:color w:val="0F172A"/>
+                <w:sz w:val="17"/>
+              </w:rPr>
+              <w:t>Toda actividad debe tener asignado un Sistema Tecnológico (ej. Chronos)</w:t>
+            </w:r>
+          </w:p>
+        </w:tc>
+        <w:tc>
+          <w:tcPr>
+            <w:tcW w:type="dxa" w:w="1584"/>
+            <w:shd w:fill="F8FAFC"/>
+            <w:tcMar>
+              <w:top w:w="70" w:type="dxa"/>
+              <w:bottom w:w="70" w:type="dxa"/>
+              <w:left w:w="90" w:type="dxa"/>
+              <w:right w:w="90" w:type="dxa"/>
+            </w:tcMar>
+          </w:tcPr>
+          <w:p>
+            <w:r>
+              <w:rPr>
+                <w:rFonts w:ascii="Calibri" w:hAnsi="Calibri"/>
+                <w:color w:val="0F172A"/>
+                <w:sz w:val="17"/>
+              </w:rPr>
+              <w:t>-5 pts c/u</w:t>
+            </w:r>
+          </w:p>
+        </w:tc>
+        <w:tc>
+          <w:tcPr>
+            <w:tcW w:type="dxa" w:w="3456"/>
+            <w:shd w:fill="F8FAFC"/>
+            <w:tcMar>
+              <w:top w:w="70" w:type="dxa"/>
+              <w:bottom w:w="70" w:type="dxa"/>
+              <w:left w:w="90" w:type="dxa"/>
+              <w:right w:w="90" w:type="dxa"/>
+            </w:tcMar>
+          </w:tcPr>
+          <w:p>
+            <w:r>
+              <w:rPr>
+                <w:rFonts w:ascii="Calibri" w:hAnsi="Calibri"/>
+                <w:color w:val="0F172A"/>
+                <w:sz w:val="17"/>
+              </w:rPr>
+              <w:t>Moderado: Falta de especificación de TI.</w:t>
+            </w:r>
+          </w:p>
+        </w:tc>
+      </w:tr>
+      <w:tr>
+        <w:tc>
+          <w:tcPr>
+            <w:tcW w:type="dxa" w:w="864"/>
+            <w:shd w:fill="FFFFFF"/>
+            <w:tcMar>
+              <w:top w:w="70" w:type="dxa"/>
+              <w:bottom w:w="70" w:type="dxa"/>
+              <w:left w:w="90" w:type="dxa"/>
+              <w:right w:w="90" w:type="dxa"/>
+            </w:tcMar>
+          </w:tcPr>
+          <w:p>
+            <w:r>
+              <w:rPr>
+                <w:rFonts w:ascii="Calibri" w:hAnsi="Calibri"/>
+                <w:b/>
+                <w:color w:val="1E3A8A"/>
+                <w:sz w:val="17"/>
+              </w:rPr>
+              <w:t>R-05</w:t>
+            </w:r>
+          </w:p>
+        </w:tc>
+        <w:tc>
+          <w:tcPr>
+            <w:tcW w:type="dxa" w:w="4896"/>
+            <w:shd w:fill="FFFFFF"/>
+            <w:tcMar>
+              <w:top w:w="70" w:type="dxa"/>
+              <w:bottom w:w="70" w:type="dxa"/>
+              <w:left w:w="90" w:type="dxa"/>
+              <w:right w:w="90" w:type="dxa"/>
+            </w:tcMar>
+          </w:tcPr>
+          <w:p>
+            <w:r>
+              <w:rPr>
+                <w:rFonts w:ascii="Calibri" w:hAnsi="Calibri"/>
+                <w:color w:val="0F172A"/>
+                <w:sz w:val="17"/>
+              </w:rPr>
+              <w:t>Toda actividad debe tener asignado un Canal de Comunicación (ej. WhatsApp)</w:t>
+            </w:r>
+          </w:p>
+        </w:tc>
+        <w:tc>
+          <w:tcPr>
+            <w:tcW w:type="dxa" w:w="1584"/>
+            <w:shd w:fill="FFFFFF"/>
+            <w:tcMar>
+              <w:top w:w="70" w:type="dxa"/>
+              <w:bottom w:w="70" w:type="dxa"/>
+              <w:left w:w="90" w:type="dxa"/>
+              <w:right w:w="90" w:type="dxa"/>
+            </w:tcMar>
+          </w:tcPr>
+          <w:p>
+            <w:r>
+              <w:rPr>
+                <w:rFonts w:ascii="Calibri" w:hAnsi="Calibri"/>
+                <w:color w:val="0F172A"/>
+                <w:sz w:val="17"/>
+              </w:rPr>
+              <w:t>-5 pts c/u</w:t>
+            </w:r>
+          </w:p>
+        </w:tc>
+        <w:tc>
+          <w:tcPr>
+            <w:tcW w:type="dxa" w:w="3456"/>
+            <w:shd w:fill="FFFFFF"/>
+            <w:tcMar>
+              <w:top w:w="70" w:type="dxa"/>
+              <w:bottom w:w="70" w:type="dxa"/>
+              <w:left w:w="90" w:type="dxa"/>
+              <w:right w:w="90" w:type="dxa"/>
+            </w:tcMar>
+          </w:tcPr>
+          <w:p>
+            <w:r>
+              <w:rPr>
+                <w:rFonts w:ascii="Calibri" w:hAnsi="Calibri"/>
+                <w:color w:val="0F172A"/>
+                <w:sz w:val="17"/>
+              </w:rPr>
+              <w:t>Moderado: Falta de medio de contacto.</w:t>
+            </w:r>
+          </w:p>
+        </w:tc>
+      </w:tr>
+      <w:tr>
+        <w:tc>
+          <w:tcPr>
+            <w:tcW w:type="dxa" w:w="864"/>
+            <w:shd w:fill="F8FAFC"/>
+            <w:tcMar>
+              <w:top w:w="70" w:type="dxa"/>
+              <w:bottom w:w="70" w:type="dxa"/>
+              <w:left w:w="90" w:type="dxa"/>
+              <w:right w:w="90" w:type="dxa"/>
+            </w:tcMar>
+          </w:tcPr>
+          <w:p>
+            <w:r>
+              <w:rPr>
+                <w:rFonts w:ascii="Calibri" w:hAnsi="Calibri"/>
+                <w:b/>
+                <w:color w:val="1E3A8A"/>
+                <w:sz w:val="17"/>
+              </w:rPr>
+              <w:t>R-06</w:t>
+            </w:r>
+          </w:p>
+        </w:tc>
+        <w:tc>
+          <w:tcPr>
+            <w:tcW w:type="dxa" w:w="4896"/>
+            <w:shd w:fill="F8FAFC"/>
+            <w:tcMar>
+              <w:top w:w="70" w:type="dxa"/>
+              <w:bottom w:w="70" w:type="dxa"/>
+              <w:left w:w="90" w:type="dxa"/>
+              <w:right w:w="90" w:type="dxa"/>
+            </w:tcMar>
+          </w:tcPr>
+          <w:p>
+            <w:r>
+              <w:rPr>
+                <w:rFonts w:ascii="Calibri" w:hAnsi="Calibri"/>
+                <w:color w:val="0F172A"/>
+                <w:sz w:val="17"/>
+              </w:rPr>
+              <w:t>Numeración secuencial y biunívoca en Matriz SIPOC (1.0..N)</w:t>
+            </w:r>
+          </w:p>
+        </w:tc>
+        <w:tc>
+          <w:tcPr>
+            <w:tcW w:type="dxa" w:w="1584"/>
+            <w:shd w:fill="F8FAFC"/>
+            <w:tcMar>
+              <w:top w:w="70" w:type="dxa"/>
+              <w:bottom w:w="70" w:type="dxa"/>
+              <w:left w:w="90" w:type="dxa"/>
+              <w:right w:w="90" w:type="dxa"/>
+            </w:tcMar>
+          </w:tcPr>
+          <w:p>
+            <w:r>
+              <w:rPr>
+                <w:rFonts w:ascii="Calibri" w:hAnsi="Calibri"/>
+                <w:color w:val="0F172A"/>
+                <w:sz w:val="17"/>
+              </w:rPr>
+              <w:t>-10 pts</w:t>
+            </w:r>
+          </w:p>
+        </w:tc>
+        <w:tc>
+          <w:tcPr>
+            <w:tcW w:type="dxa" w:w="3456"/>
+            <w:shd w:fill="F8FAFC"/>
+            <w:tcMar>
+              <w:top w:w="70" w:type="dxa"/>
+              <w:bottom w:w="70" w:type="dxa"/>
+              <w:left w:w="90" w:type="dxa"/>
+              <w:right w:w="90" w:type="dxa"/>
+            </w:tcMar>
+          </w:tcPr>
+          <w:p>
+            <w:r>
+              <w:rPr>
+                <w:rFonts w:ascii="Calibri" w:hAnsi="Calibri"/>
+                <w:color w:val="0F172A"/>
+                <w:sz w:val="17"/>
+              </w:rPr>
+              <w:t>Moderado: Desalineación con manual escrito.</w:t>
+            </w:r>
+          </w:p>
+        </w:tc>
+      </w:tr>
+      <w:tr>
+        <w:tc>
+          <w:tcPr>
+            <w:tcW w:type="dxa" w:w="864"/>
+            <w:shd w:fill="FFFFFF"/>
+            <w:tcMar>
+              <w:top w:w="70" w:type="dxa"/>
+              <w:bottom w:w="70" w:type="dxa"/>
+              <w:left w:w="90" w:type="dxa"/>
+              <w:right w:w="90" w:type="dxa"/>
+            </w:tcMar>
+          </w:tcPr>
+          <w:p>
+            <w:r>
+              <w:rPr>
+                <w:rFonts w:ascii="Calibri" w:hAnsi="Calibri"/>
+                <w:b/>
+                <w:color w:val="1E3A8A"/>
+                <w:sz w:val="17"/>
+              </w:rPr>
+              <w:t>R-07</w:t>
+            </w:r>
+          </w:p>
+        </w:tc>
+        <w:tc>
+          <w:tcPr>
+            <w:tcW w:type="dxa" w:w="4896"/>
+            <w:shd w:fill="FFFFFF"/>
+            <w:tcMar>
+              <w:top w:w="70" w:type="dxa"/>
+              <w:bottom w:w="70" w:type="dxa"/>
+              <w:left w:w="90" w:type="dxa"/>
+              <w:right w:w="90" w:type="dxa"/>
+            </w:tcMar>
+          </w:tcPr>
+          <w:p>
+            <w:r>
+              <w:rPr>
+                <w:rFonts w:ascii="Calibri" w:hAnsi="Calibri"/>
+                <w:color w:val="0F172A"/>
+                <w:sz w:val="17"/>
+              </w:rPr>
+              <w:t>Conectores sin cruces de texto (Ruteo perimetral Este ➔ Oeste)</w:t>
+            </w:r>
+          </w:p>
+        </w:tc>
+        <w:tc>
+          <w:tcPr>
+            <w:tcW w:type="dxa" w:w="1584"/>
+            <w:shd w:fill="FFFFFF"/>
+            <w:tcMar>
+              <w:top w:w="70" w:type="dxa"/>
+              <w:bottom w:w="70" w:type="dxa"/>
+              <w:left w:w="90" w:type="dxa"/>
+              <w:right w:w="90" w:type="dxa"/>
+            </w:tcMar>
+          </w:tcPr>
+          <w:p>
+            <w:r>
+              <w:rPr>
+                <w:rFonts w:ascii="Calibri" w:hAnsi="Calibri"/>
+                <w:color w:val="0F172A"/>
+                <w:sz w:val="17"/>
+              </w:rPr>
+              <w:t>-5 pts</w:t>
+            </w:r>
+          </w:p>
+        </w:tc>
+        <w:tc>
+          <w:tcPr>
+            <w:tcW w:type="dxa" w:w="3456"/>
+            <w:shd w:fill="FFFFFF"/>
+            <w:tcMar>
+              <w:top w:w="70" w:type="dxa"/>
+              <w:bottom w:w="70" w:type="dxa"/>
+              <w:left w:w="90" w:type="dxa"/>
+              <w:right w:w="90" w:type="dxa"/>
+            </w:tcMar>
+          </w:tcPr>
+          <w:p>
+            <w:r>
+              <w:rPr>
+                <w:rFonts w:ascii="Calibri" w:hAnsi="Calibri"/>
+                <w:color w:val="0F172A"/>
+                <w:sz w:val="17"/>
+              </w:rPr>
+              <w:t>Menor: Legibilidad visual deficiente.</w:t>
+            </w:r>
+          </w:p>
+        </w:tc>
+      </w:tr>
+      <w:tr>
+        <w:tc>
+          <w:tcPr>
+            <w:tcW w:type="dxa" w:w="864"/>
+            <w:shd w:fill="F8FAFC"/>
+            <w:tcMar>
+              <w:top w:w="70" w:type="dxa"/>
+              <w:bottom w:w="70" w:type="dxa"/>
+              <w:left w:w="90" w:type="dxa"/>
+              <w:right w:w="90" w:type="dxa"/>
+            </w:tcMar>
+          </w:tcPr>
+          <w:p>
+            <w:r>
+              <w:rPr>
+                <w:rFonts w:ascii="Calibri" w:hAnsi="Calibri"/>
+                <w:b/>
+                <w:color w:val="1E3A8A"/>
+                <w:sz w:val="17"/>
+              </w:rPr>
+              <w:t>R-08</w:t>
+            </w:r>
+          </w:p>
+        </w:tc>
+        <w:tc>
+          <w:tcPr>
+            <w:tcW w:type="dxa" w:w="4896"/>
+            <w:shd w:fill="F8FAFC"/>
+            <w:tcMar>
+              <w:top w:w="70" w:type="dxa"/>
+              <w:bottom w:w="70" w:type="dxa"/>
+              <w:left w:w="90" w:type="dxa"/>
+              <w:right w:w="90" w:type="dxa"/>
+            </w:tcMar>
+          </w:tcPr>
+          <w:p>
+            <w:r>
+              <w:rPr>
+                <w:rFonts w:ascii="Calibri" w:hAnsi="Calibri"/>
+                <w:color w:val="0F172A"/>
+                <w:sz w:val="17"/>
+              </w:rPr>
+              <w:t>Campos obligatorios completos en Ficha del Proyecto (Charter)</w:t>
+            </w:r>
+          </w:p>
+        </w:tc>
+        <w:tc>
+          <w:tcPr>
+            <w:tcW w:type="dxa" w:w="1584"/>
+            <w:shd w:fill="F8FAFC"/>
+            <w:tcMar>
+              <w:top w:w="70" w:type="dxa"/>
+              <w:bottom w:w="70" w:type="dxa"/>
+              <w:left w:w="90" w:type="dxa"/>
+              <w:right w:w="90" w:type="dxa"/>
+            </w:tcMar>
+          </w:tcPr>
+          <w:p>
+            <w:r>
+              <w:rPr>
+                <w:rFonts w:ascii="Calibri" w:hAnsi="Calibri"/>
+                <w:color w:val="0F172A"/>
+                <w:sz w:val="17"/>
+              </w:rPr>
+              <w:t>-10 pts</w:t>
+            </w:r>
+          </w:p>
+        </w:tc>
+        <w:tc>
+          <w:tcPr>
+            <w:tcW w:type="dxa" w:w="3456"/>
+            <w:shd w:fill="F8FAFC"/>
+            <w:tcMar>
+              <w:top w:w="70" w:type="dxa"/>
+              <w:bottom w:w="70" w:type="dxa"/>
+              <w:left w:w="90" w:type="dxa"/>
+              <w:right w:w="90" w:type="dxa"/>
+            </w:tcMar>
+          </w:tcPr>
+          <w:p>
+            <w:r>
+              <w:rPr>
+                <w:rFonts w:ascii="Calibri" w:hAnsi="Calibri"/>
+                <w:color w:val="0F172A"/>
+                <w:sz w:val="17"/>
+              </w:rPr>
+              <w:t>Grave: Falta de gobernanza y sponsor.</w:t>
+            </w:r>
+          </w:p>
+        </w:tc>
+      </w:tr>
+    </w:tbl>
+    <w:p>
+      <w:pPr>
+        <w:spacing w:after="160"/>
+      </w:pPr>
     </w:p>
     <w:sectPr>
       <w:pgSz w:w="12240" w:h="15840"/>
